--- a/PP_41/Игнатьев Афанасьев/Практическая работа №2/ПР_№2_CREATE SCHEMA, DROP SCHEMA.docx
+++ b/PP_41/Игнатьев Афанасьев/Практическая работа №2/ПР_№2_CREATE SCHEMA, DROP SCHEMA.docx
@@ -37,7 +37,25 @@
           <w:sz w:val="28"/>
           <w:szCs w:val="28"/>
         </w:rPr>
-        <w:t>«Череповецкий лесомеханический техникум им. В.П. Чкалова»</w:t>
+        <w:t xml:space="preserve">«Череповецкий </w:t>
+      </w:r>
+      <w:proofErr w:type="spellStart"/>
+      <w:r>
+        <w:rPr>
+          <w:rFonts w:ascii="Times New Roman" w:hAnsi="Times New Roman" w:cs="Times New Roman"/>
+          <w:sz w:val="28"/>
+          <w:szCs w:val="28"/>
+        </w:rPr>
+        <w:t>лесомеханический</w:t>
+      </w:r>
+      <w:proofErr w:type="spellEnd"/>
+      <w:r>
+        <w:rPr>
+          <w:rFonts w:ascii="Times New Roman" w:hAnsi="Times New Roman" w:cs="Times New Roman"/>
+          <w:sz w:val="28"/>
+          <w:szCs w:val="28"/>
+        </w:rPr>
+        <w:t xml:space="preserve"> техникум им. В.П. Чкалова»</w:t>
       </w:r>
     </w:p>
     <w:p>
@@ -117,7 +135,6 @@
           <w:rFonts w:ascii="Times New Roman" w:hAnsi="Times New Roman" w:cs="Times New Roman"/>
           <w:sz w:val="28"/>
           <w:szCs w:val="28"/>
-          <w:lang w:val="en-US"/>
         </w:rPr>
       </w:pPr>
       <w:r>
@@ -134,7 +151,7 @@
           <w:rFonts w:ascii="Times New Roman" w:hAnsi="Times New Roman" w:cs="Times New Roman"/>
           <w:sz w:val="28"/>
           <w:szCs w:val="28"/>
-          <w:lang w:val="en-US" w:eastAsia="ru-RU"/>
+          <w:lang w:eastAsia="ru-RU"/>
         </w:rPr>
         <w:t xml:space="preserve"> </w:t>
       </w:r>
@@ -152,25 +169,26 @@
           <w:rFonts w:ascii="Times New Roman" w:hAnsi="Times New Roman" w:cs="Times New Roman"/>
           <w:sz w:val="28"/>
           <w:szCs w:val="28"/>
-          <w:lang w:val="en-US" w:eastAsia="ru-RU"/>
+          <w:lang w:eastAsia="ru-RU"/>
         </w:rPr>
         <w:t xml:space="preserve"> «</w:t>
       </w:r>
       <w:r>
-        <w:rPr>
-          <w:rFonts w:ascii="Times New Roman" w:hAnsi="Times New Roman" w:cs="Times New Roman"/>
-          <w:sz w:val="28"/>
-          <w:szCs w:val="28"/>
-          <w:lang w:val="en-US"/>
-        </w:rPr>
-        <w:t>CREATE DATABASE, USE, DROP DATABASE</w:t>
-      </w:r>
-      <w:r>
-        <w:rPr>
-          <w:rFonts w:ascii="Times New Roman" w:hAnsi="Times New Roman" w:cs="Times New Roman"/>
-          <w:sz w:val="28"/>
-          <w:szCs w:val="28"/>
-          <w:lang w:val="en-US"/>
+        <w:t xml:space="preserve"> </w:t>
+      </w:r>
+      <w:r>
+        <w:rPr>
+          <w:rFonts w:ascii="Times New Roman" w:hAnsi="Times New Roman" w:cs="Times New Roman"/>
+          <w:sz w:val="28"/>
+          <w:szCs w:val="28"/>
+        </w:rPr>
+        <w:t>CREATE SCHEMA, DROP SCHEMA</w:t>
+      </w:r>
+      <w:r>
+        <w:rPr>
+          <w:rFonts w:ascii="Times New Roman" w:hAnsi="Times New Roman" w:cs="Times New Roman"/>
+          <w:sz w:val="28"/>
+          <w:szCs w:val="28"/>
         </w:rPr>
         <w:t>»</w:t>
       </w:r>
@@ -182,7 +200,6 @@
           <w:rFonts w:ascii="Times New Roman" w:hAnsi="Times New Roman" w:cs="Times New Roman"/>
           <w:sz w:val="28"/>
           <w:szCs w:val="28"/>
-          <w:lang w:val="en-US"/>
         </w:rPr>
       </w:pPr>
     </w:p>
@@ -241,7 +258,6 @@
           <w:szCs w:val="28"/>
         </w:rPr>
       </w:pPr>
-      <w:proofErr w:type="spellStart"/>
       <w:r>
         <w:rPr>
           <w:rFonts w:ascii="Times New Roman" w:hAnsi="Times New Roman" w:cs="Times New Roman"/>
@@ -249,16 +265,7 @@
           <w:szCs w:val="28"/>
         </w:rPr>
         <w:lastRenderedPageBreak/>
-        <w:t>Андриановский</w:t>
-      </w:r>
-      <w:proofErr w:type="spellEnd"/>
-      <w:r>
-        <w:rPr>
-          <w:rFonts w:ascii="Times New Roman" w:hAnsi="Times New Roman" w:cs="Times New Roman"/>
-          <w:sz w:val="28"/>
-          <w:szCs w:val="28"/>
-        </w:rPr>
-        <w:t xml:space="preserve"> Рустам</w:t>
+        <w:t>Игнатьев Ярослав</w:t>
       </w:r>
     </w:p>
     <w:p>
@@ -304,6 +311,8 @@
           <w:b w:val="0"/>
           <w:bCs w:val="0"/>
           <w:color w:val="auto"/>
+          <w:sz w:val="22"/>
+          <w:szCs w:val="22"/>
           <w:lang w:eastAsia="en-US"/>
         </w:rPr>
         <w:id w:val="-1662468268"/>
@@ -380,7 +389,7 @@
             </w:rPr>
             <w:fldChar w:fldCharType="separate"/>
           </w:r>
-          <w:hyperlink w:anchor="_Toc243731186" w:history="1">
+          <w:hyperlink w:anchor="_Toc243732688" w:history="1">
             <w:r>
               <w:rPr>
                 <w:rStyle w:val="a3"/>
@@ -419,7 +428,7 @@
                 <w:sz w:val="28"/>
                 <w:szCs w:val="28"/>
               </w:rPr>
-              <w:instrText xml:space="preserve"> PAGEREF _Toc243731186 \h </w:instrText>
+              <w:instrText xml:space="preserve"> PAGEREF _Toc243732688 \h </w:instrText>
             </w:r>
             <w:r>
               <w:rPr>
@@ -476,7 +485,7 @@
               <w:lang w:eastAsia="ru-RU"/>
             </w:rPr>
           </w:pPr>
-          <w:hyperlink w:anchor="_Toc243731187" w:history="1">
+          <w:hyperlink w:anchor="_Toc243732689" w:history="1">
             <w:r>
               <w:rPr>
                 <w:rStyle w:val="a3"/>
@@ -515,7 +524,7 @@
                 <w:sz w:val="28"/>
                 <w:szCs w:val="28"/>
               </w:rPr>
-              <w:instrText xml:space="preserve"> PAGEREF _Toc243731187 \h </w:instrText>
+              <w:instrText xml:space="preserve"> PAGEREF _Toc243732689 \h </w:instrText>
             </w:r>
             <w:r>
               <w:rPr>
@@ -572,7 +581,7 @@
               <w:lang w:eastAsia="ru-RU"/>
             </w:rPr>
           </w:pPr>
-          <w:hyperlink w:anchor="_Toc243731188" w:history="1">
+          <w:hyperlink w:anchor="_Toc243732690" w:history="1">
             <w:r>
               <w:rPr>
                 <w:rStyle w:val="a3"/>
@@ -611,7 +620,7 @@
                 <w:sz w:val="28"/>
                 <w:szCs w:val="28"/>
               </w:rPr>
-              <w:instrText xml:space="preserve"> PAGEREF _Toc243731188 \h </w:instrText>
+              <w:instrText xml:space="preserve"> PAGEREF _Toc243732690 \h </w:instrText>
             </w:r>
             <w:r>
               <w:rPr>
@@ -668,7 +677,7 @@
               <w:lang w:eastAsia="ru-RU"/>
             </w:rPr>
           </w:pPr>
-          <w:hyperlink w:anchor="_Toc243731189" w:history="1">
+          <w:hyperlink w:anchor="_Toc243732691" w:history="1">
             <w:r>
               <w:rPr>
                 <w:rStyle w:val="a3"/>
@@ -677,49 +686,7 @@
                 <w:sz w:val="28"/>
                 <w:szCs w:val="28"/>
               </w:rPr>
-              <w:t>Задание 1.1. Создание</w:t>
-            </w:r>
-            <w:r>
-              <w:rPr>
-                <w:rStyle w:val="a3"/>
-                <w:rFonts w:ascii="Times New Roman" w:hAnsi="Times New Roman" w:cs="Times New Roman"/>
-                <w:noProof/>
-                <w:sz w:val="28"/>
-                <w:szCs w:val="28"/>
-                <w:lang w:val="en-US"/>
-              </w:rPr>
-              <w:t xml:space="preserve"> </w:t>
-            </w:r>
-            <w:r>
-              <w:rPr>
-                <w:rStyle w:val="a3"/>
-                <w:rFonts w:ascii="Times New Roman" w:hAnsi="Times New Roman" w:cs="Times New Roman"/>
-                <w:noProof/>
-                <w:sz w:val="28"/>
-                <w:szCs w:val="28"/>
-              </w:rPr>
-              <w:t>базы</w:t>
-            </w:r>
-            <w:r>
-              <w:rPr>
-                <w:rStyle w:val="a3"/>
-                <w:rFonts w:ascii="Times New Roman" w:hAnsi="Times New Roman" w:cs="Times New Roman"/>
-                <w:noProof/>
-                <w:sz w:val="28"/>
-                <w:szCs w:val="28"/>
-                <w:lang w:val="en-US"/>
-              </w:rPr>
-              <w:t xml:space="preserve"> </w:t>
-            </w:r>
-            <w:r>
-              <w:rPr>
-                <w:rStyle w:val="a3"/>
-                <w:rFonts w:ascii="Times New Roman" w:hAnsi="Times New Roman" w:cs="Times New Roman"/>
-                <w:noProof/>
-                <w:sz w:val="28"/>
-                <w:szCs w:val="28"/>
-              </w:rPr>
-              <w:t>данных</w:t>
+              <w:t>Задание 2.1. Схемы по умолчанию</w:t>
             </w:r>
             <w:r>
               <w:rPr>
@@ -749,7 +716,7 @@
                 <w:sz w:val="28"/>
                 <w:szCs w:val="28"/>
               </w:rPr>
-              <w:instrText xml:space="preserve"> PAGEREF _Toc243731189 \h </w:instrText>
+              <w:instrText xml:space="preserve"> PAGEREF _Toc243732691 \h </w:instrText>
             </w:r>
             <w:r>
               <w:rPr>
@@ -806,7 +773,7 @@
               <w:lang w:eastAsia="ru-RU"/>
             </w:rPr>
           </w:pPr>
-          <w:hyperlink w:anchor="_Toc243731190" w:history="1">
+          <w:hyperlink w:anchor="_Toc243732692" w:history="1">
             <w:r>
               <w:rPr>
                 <w:rStyle w:val="a3"/>
@@ -815,49 +782,7 @@
                 <w:sz w:val="28"/>
                 <w:szCs w:val="28"/>
               </w:rPr>
-              <w:t>Задание 1.2.</w:t>
-            </w:r>
-            <w:r>
-              <w:rPr>
-                <w:rStyle w:val="a3"/>
-                <w:rFonts w:ascii="Times New Roman" w:hAnsi="Times New Roman" w:cs="Times New Roman"/>
-                <w:noProof/>
-                <w:sz w:val="28"/>
-                <w:szCs w:val="28"/>
-                <w:lang w:val="en-US"/>
-              </w:rPr>
-              <w:t xml:space="preserve"> </w:t>
-            </w:r>
-            <w:r>
-              <w:rPr>
-                <w:rStyle w:val="a3"/>
-                <w:rFonts w:ascii="Times New Roman" w:hAnsi="Times New Roman" w:cs="Times New Roman"/>
-                <w:noProof/>
-                <w:sz w:val="28"/>
-                <w:szCs w:val="28"/>
-              </w:rPr>
-              <w:t>Повторное</w:t>
-            </w:r>
-            <w:r>
-              <w:rPr>
-                <w:rStyle w:val="a3"/>
-                <w:rFonts w:ascii="Times New Roman" w:hAnsi="Times New Roman" w:cs="Times New Roman"/>
-                <w:noProof/>
-                <w:sz w:val="28"/>
-                <w:szCs w:val="28"/>
-                <w:lang w:val="en-US"/>
-              </w:rPr>
-              <w:t xml:space="preserve"> </w:t>
-            </w:r>
-            <w:r>
-              <w:rPr>
-                <w:rStyle w:val="a3"/>
-                <w:rFonts w:ascii="Times New Roman" w:hAnsi="Times New Roman" w:cs="Times New Roman"/>
-                <w:noProof/>
-                <w:sz w:val="28"/>
-                <w:szCs w:val="28"/>
-              </w:rPr>
-              <w:t>создание</w:t>
+              <w:t>Задание 2.2. Создание схем</w:t>
             </w:r>
             <w:r>
               <w:rPr>
@@ -887,7 +812,7 @@
                 <w:sz w:val="28"/>
                 <w:szCs w:val="28"/>
               </w:rPr>
-              <w:instrText xml:space="preserve"> PAGEREF _Toc243731190 \h </w:instrText>
+              <w:instrText xml:space="preserve"> PAGEREF _Toc243732692 \h </w:instrText>
             </w:r>
             <w:r>
               <w:rPr>
@@ -944,7 +869,7 @@
               <w:lang w:eastAsia="ru-RU"/>
             </w:rPr>
           </w:pPr>
-          <w:hyperlink w:anchor="_Toc243731191" w:history="1">
+          <w:hyperlink w:anchor="_Toc243732693" w:history="1">
             <w:r>
               <w:rPr>
                 <w:rStyle w:val="a3"/>
@@ -953,7 +878,91 @@
                 <w:sz w:val="28"/>
                 <w:szCs w:val="28"/>
               </w:rPr>
-              <w:t>Задание 1.3. База с правилами сортировки</w:t>
+              <w:t>Задание</w:t>
+            </w:r>
+            <w:r>
+              <w:rPr>
+                <w:rStyle w:val="a3"/>
+                <w:rFonts w:ascii="Times New Roman" w:hAnsi="Times New Roman" w:cs="Times New Roman"/>
+                <w:noProof/>
+                <w:sz w:val="28"/>
+                <w:szCs w:val="28"/>
+                <w:lang w:val="en-US"/>
+              </w:rPr>
+              <w:t xml:space="preserve"> 2.3. </w:t>
+            </w:r>
+            <w:r>
+              <w:rPr>
+                <w:rStyle w:val="a3"/>
+                <w:rFonts w:ascii="Times New Roman" w:hAnsi="Times New Roman" w:cs="Times New Roman"/>
+                <w:noProof/>
+                <w:sz w:val="28"/>
+                <w:szCs w:val="28"/>
+              </w:rPr>
+              <w:t>Создание</w:t>
+            </w:r>
+            <w:r>
+              <w:rPr>
+                <w:rStyle w:val="a3"/>
+                <w:rFonts w:ascii="Times New Roman" w:hAnsi="Times New Roman" w:cs="Times New Roman"/>
+                <w:noProof/>
+                <w:sz w:val="28"/>
+                <w:szCs w:val="28"/>
+                <w:lang w:val="en-US"/>
+              </w:rPr>
+              <w:t xml:space="preserve"> </w:t>
+            </w:r>
+            <w:r>
+              <w:rPr>
+                <w:rStyle w:val="a3"/>
+                <w:rFonts w:ascii="Times New Roman" w:hAnsi="Times New Roman" w:cs="Times New Roman"/>
+                <w:noProof/>
+                <w:sz w:val="28"/>
+                <w:szCs w:val="28"/>
+              </w:rPr>
+              <w:t>схемы</w:t>
+            </w:r>
+            <w:r>
+              <w:rPr>
+                <w:rStyle w:val="a3"/>
+                <w:rFonts w:ascii="Times New Roman" w:hAnsi="Times New Roman" w:cs="Times New Roman"/>
+                <w:noProof/>
+                <w:sz w:val="28"/>
+                <w:szCs w:val="28"/>
+                <w:lang w:val="en-US"/>
+              </w:rPr>
+              <w:t xml:space="preserve"> </w:t>
+            </w:r>
+            <w:r>
+              <w:rPr>
+                <w:rStyle w:val="a3"/>
+                <w:rFonts w:ascii="Times New Roman" w:hAnsi="Times New Roman" w:cs="Times New Roman"/>
+                <w:noProof/>
+                <w:sz w:val="28"/>
+                <w:szCs w:val="28"/>
+              </w:rPr>
+              <w:t>с</w:t>
+            </w:r>
+            <w:r>
+              <w:rPr>
+                <w:rStyle w:val="a3"/>
+                <w:rFonts w:ascii="Times New Roman" w:hAnsi="Times New Roman" w:cs="Times New Roman"/>
+                <w:noProof/>
+                <w:sz w:val="28"/>
+                <w:szCs w:val="28"/>
+                <w:lang w:val="en-US"/>
+              </w:rPr>
+              <w:t xml:space="preserve"> </w:t>
+            </w:r>
+            <w:r>
+              <w:rPr>
+                <w:rStyle w:val="a3"/>
+                <w:rFonts w:ascii="Times New Roman" w:hAnsi="Times New Roman" w:cs="Times New Roman"/>
+                <w:noProof/>
+                <w:sz w:val="28"/>
+                <w:szCs w:val="28"/>
+              </w:rPr>
+              <w:t>проверкой</w:t>
             </w:r>
             <w:r>
               <w:rPr>
@@ -983,7 +992,7 @@
                 <w:sz w:val="28"/>
                 <w:szCs w:val="28"/>
               </w:rPr>
-              <w:instrText xml:space="preserve"> PAGEREF _Toc243731191 \h </w:instrText>
+              <w:instrText xml:space="preserve"> PAGEREF _Toc243732693 \h </w:instrText>
             </w:r>
             <w:r>
               <w:rPr>
@@ -1012,7 +1021,7 @@
                 <w:sz w:val="28"/>
                 <w:szCs w:val="28"/>
               </w:rPr>
-              <w:t>6</w:t>
+              <w:t>5</w:t>
             </w:r>
             <w:r>
               <w:rPr>
@@ -1040,7 +1049,7 @@
               <w:lang w:eastAsia="ru-RU"/>
             </w:rPr>
           </w:pPr>
-          <w:hyperlink w:anchor="_Toc243731192" w:history="1">
+          <w:hyperlink w:anchor="_Toc243732694" w:history="1">
             <w:r>
               <w:rPr>
                 <w:rStyle w:val="a3"/>
@@ -1049,7 +1058,7 @@
                 <w:sz w:val="28"/>
                 <w:szCs w:val="28"/>
               </w:rPr>
-              <w:t>Задание 1.4. Переключение между базами</w:t>
+              <w:t>Задание 2.4. Удаление пустой схемы</w:t>
             </w:r>
             <w:r>
               <w:rPr>
@@ -1079,7 +1088,7 @@
                 <w:sz w:val="28"/>
                 <w:szCs w:val="28"/>
               </w:rPr>
-              <w:instrText xml:space="preserve"> PAGEREF _Toc243731192 \h </w:instrText>
+              <w:instrText xml:space="preserve"> PAGEREF _Toc243732694 \h </w:instrText>
             </w:r>
             <w:r>
               <w:rPr>
@@ -1136,7 +1145,7 @@
               <w:lang w:eastAsia="ru-RU"/>
             </w:rPr>
           </w:pPr>
-          <w:hyperlink w:anchor="_Toc243731193" w:history="1">
+          <w:hyperlink w:anchor="_Toc243732695" w:history="1">
             <w:r>
               <w:rPr>
                 <w:rStyle w:val="a3"/>
@@ -1145,7 +1154,7 @@
                 <w:sz w:val="28"/>
                 <w:szCs w:val="28"/>
               </w:rPr>
-              <w:t>Задание 1.5. Удаление используемой базы</w:t>
+              <w:t>Задание 2.5. Удаление схемы с таблицей (проблемная ситуация)</w:t>
             </w:r>
             <w:r>
               <w:rPr>
@@ -1175,7 +1184,7 @@
                 <w:sz w:val="28"/>
                 <w:szCs w:val="28"/>
               </w:rPr>
-              <w:instrText xml:space="preserve"> PAGEREF _Toc243731193 \h </w:instrText>
+              <w:instrText xml:space="preserve"> PAGEREF _Toc243732695 \h </w:instrText>
             </w:r>
             <w:r>
               <w:rPr>
@@ -1204,7 +1213,7 @@
                 <w:sz w:val="28"/>
                 <w:szCs w:val="28"/>
               </w:rPr>
-              <w:t>7</w:t>
+              <w:t>6</w:t>
             </w:r>
             <w:r>
               <w:rPr>
@@ -1232,7 +1241,7 @@
               <w:lang w:eastAsia="ru-RU"/>
             </w:rPr>
           </w:pPr>
-          <w:hyperlink w:anchor="_Toc243731194" w:history="1">
+          <w:hyperlink w:anchor="_Toc243732696" w:history="1">
             <w:r>
               <w:rPr>
                 <w:rStyle w:val="a3"/>
@@ -1241,70 +1250,7 @@
                 <w:sz w:val="28"/>
                 <w:szCs w:val="28"/>
               </w:rPr>
-              <w:t>Задание</w:t>
-            </w:r>
-            <w:r>
-              <w:rPr>
-                <w:rStyle w:val="a3"/>
-                <w:rFonts w:ascii="Times New Roman" w:hAnsi="Times New Roman" w:cs="Times New Roman"/>
-                <w:noProof/>
-                <w:sz w:val="28"/>
-                <w:szCs w:val="28"/>
-                <w:lang w:val="en-US"/>
-              </w:rPr>
-              <w:t xml:space="preserve"> 1.6. </w:t>
-            </w:r>
-            <w:r>
-              <w:rPr>
-                <w:rStyle w:val="a3"/>
-                <w:rFonts w:ascii="Times New Roman" w:hAnsi="Times New Roman" w:cs="Times New Roman"/>
-                <w:noProof/>
-                <w:sz w:val="28"/>
-                <w:szCs w:val="28"/>
-              </w:rPr>
-              <w:t>Скрипт</w:t>
-            </w:r>
-            <w:r>
-              <w:rPr>
-                <w:rStyle w:val="a3"/>
-                <w:rFonts w:ascii="Times New Roman" w:hAnsi="Times New Roman" w:cs="Times New Roman"/>
-                <w:noProof/>
-                <w:sz w:val="28"/>
-                <w:szCs w:val="28"/>
-                <w:lang w:val="en-US"/>
-              </w:rPr>
-              <w:t xml:space="preserve"> </w:t>
-            </w:r>
-            <w:r>
-              <w:rPr>
-                <w:rStyle w:val="a3"/>
-                <w:rFonts w:ascii="Times New Roman" w:hAnsi="Times New Roman" w:cs="Times New Roman"/>
-                <w:noProof/>
-                <w:sz w:val="28"/>
-                <w:szCs w:val="28"/>
-              </w:rPr>
-              <w:t>пересоздания</w:t>
-            </w:r>
-            <w:r>
-              <w:rPr>
-                <w:rStyle w:val="a3"/>
-                <w:rFonts w:ascii="Times New Roman" w:hAnsi="Times New Roman" w:cs="Times New Roman"/>
-                <w:noProof/>
-                <w:sz w:val="28"/>
-                <w:szCs w:val="28"/>
-                <w:lang w:val="en-US"/>
-              </w:rPr>
-              <w:t xml:space="preserve"> </w:t>
-            </w:r>
-            <w:r>
-              <w:rPr>
-                <w:rStyle w:val="a3"/>
-                <w:rFonts w:ascii="Times New Roman" w:hAnsi="Times New Roman" w:cs="Times New Roman"/>
-                <w:noProof/>
-                <w:sz w:val="28"/>
-                <w:szCs w:val="28"/>
-              </w:rPr>
-              <w:t>базы</w:t>
+              <w:t>Задание 2.6. Перенос таблицы в другую схему</w:t>
             </w:r>
             <w:r>
               <w:rPr>
@@ -1334,7 +1280,7 @@
                 <w:sz w:val="28"/>
                 <w:szCs w:val="28"/>
               </w:rPr>
-              <w:instrText xml:space="preserve"> PAGEREF _Toc243731194 \h </w:instrText>
+              <w:instrText xml:space="preserve"> PAGEREF _Toc243732696 \h </w:instrText>
             </w:r>
             <w:r>
               <w:rPr>
@@ -1391,7 +1337,7 @@
               <w:lang w:eastAsia="ru-RU"/>
             </w:rPr>
           </w:pPr>
-          <w:hyperlink w:anchor="_Toc243731195" w:history="1">
+          <w:hyperlink w:anchor="_Toc243732697" w:history="1">
             <w:r>
               <w:rPr>
                 <w:rStyle w:val="a3"/>
@@ -1400,7 +1346,7 @@
                 <w:sz w:val="28"/>
                 <w:szCs w:val="28"/>
               </w:rPr>
-              <w:t>Задание 1.7. Удаление нескольких баз</w:t>
+              <w:t>Задание 2.7. Вопросы</w:t>
             </w:r>
             <w:r>
               <w:rPr>
@@ -1430,7 +1376,7 @@
                 <w:sz w:val="28"/>
                 <w:szCs w:val="28"/>
               </w:rPr>
-              <w:instrText xml:space="preserve"> PAGEREF _Toc243731195 \h </w:instrText>
+              <w:instrText xml:space="preserve"> PAGEREF _Toc243732697 \h </w:instrText>
             </w:r>
             <w:r>
               <w:rPr>
@@ -1459,103 +1405,7 @@
                 <w:sz w:val="28"/>
                 <w:szCs w:val="28"/>
               </w:rPr>
-              <w:t>8</w:t>
-            </w:r>
-            <w:r>
-              <w:rPr>
-                <w:rFonts w:ascii="Times New Roman" w:hAnsi="Times New Roman" w:cs="Times New Roman"/>
-                <w:noProof/>
-                <w:webHidden/>
-                <w:sz w:val="28"/>
-                <w:szCs w:val="28"/>
-              </w:rPr>
-              <w:fldChar w:fldCharType="end"/>
-            </w:r>
-          </w:hyperlink>
-        </w:p>
-        <w:p>
-          <w:pPr>
-            <w:pStyle w:val="21"/>
-            <w:tabs>
-              <w:tab w:val="right" w:leader="dot" w:pos="9345"/>
-            </w:tabs>
-            <w:rPr>
-              <w:rFonts w:ascii="Times New Roman" w:eastAsiaTheme="minorEastAsia" w:hAnsi="Times New Roman" w:cs="Times New Roman"/>
-              <w:noProof/>
-              <w:sz w:val="28"/>
-              <w:szCs w:val="28"/>
-              <w:lang w:eastAsia="ru-RU"/>
-            </w:rPr>
-          </w:pPr>
-          <w:hyperlink w:anchor="_Toc243731196" w:history="1">
-            <w:r>
-              <w:rPr>
-                <w:rStyle w:val="a3"/>
-                <w:rFonts w:ascii="Times New Roman" w:hAnsi="Times New Roman" w:cs="Times New Roman"/>
-                <w:noProof/>
-                <w:sz w:val="28"/>
-                <w:szCs w:val="28"/>
-              </w:rPr>
-              <w:t>Задание 1.8. Вопросы</w:t>
-            </w:r>
-            <w:r>
-              <w:rPr>
-                <w:rFonts w:ascii="Times New Roman" w:hAnsi="Times New Roman" w:cs="Times New Roman"/>
-                <w:noProof/>
-                <w:webHidden/>
-                <w:sz w:val="28"/>
-                <w:szCs w:val="28"/>
-              </w:rPr>
-              <w:tab/>
-            </w:r>
-            <w:r>
-              <w:rPr>
-                <w:rFonts w:ascii="Times New Roman" w:hAnsi="Times New Roman" w:cs="Times New Roman"/>
-                <w:noProof/>
-                <w:webHidden/>
-                <w:sz w:val="28"/>
-                <w:szCs w:val="28"/>
-              </w:rPr>
-              <w:fldChar w:fldCharType="begin"/>
-            </w:r>
-            <w:r>
-              <w:rPr>
-                <w:rFonts w:ascii="Times New Roman" w:hAnsi="Times New Roman" w:cs="Times New Roman"/>
-                <w:noProof/>
-                <w:webHidden/>
-                <w:sz w:val="28"/>
-                <w:szCs w:val="28"/>
-              </w:rPr>
-              <w:instrText xml:space="preserve"> PAGEREF _Toc243731196 \h </w:instrText>
-            </w:r>
-            <w:r>
-              <w:rPr>
-                <w:rFonts w:ascii="Times New Roman" w:hAnsi="Times New Roman" w:cs="Times New Roman"/>
-                <w:noProof/>
-                <w:webHidden/>
-                <w:sz w:val="28"/>
-                <w:szCs w:val="28"/>
-              </w:rPr>
-            </w:r>
-            <w:r>
-              <w:rPr>
-                <w:rFonts w:ascii="Times New Roman" w:hAnsi="Times New Roman" w:cs="Times New Roman"/>
-                <w:noProof/>
-                <w:webHidden/>
-                <w:sz w:val="28"/>
-                <w:szCs w:val="28"/>
-              </w:rPr>
-              <w:fldChar w:fldCharType="separate"/>
-            </w:r>
-            <w:r>
-              <w:rPr>
-                <w:rFonts w:ascii="Times New Roman" w:hAnsi="Times New Roman" w:cs="Times New Roman"/>
-                <w:noProof/>
-                <w:webHidden/>
-                <w:sz w:val="28"/>
-                <w:szCs w:val="28"/>
-              </w:rPr>
-              <w:t>8</w:t>
+              <w:t>7</w:t>
             </w:r>
             <w:r>
               <w:rPr>
@@ -1583,7 +1433,7 @@
               <w:lang w:eastAsia="ru-RU"/>
             </w:rPr>
           </w:pPr>
-          <w:hyperlink w:anchor="_Toc243731197" w:history="1">
+          <w:hyperlink w:anchor="_Toc243732698" w:history="1">
             <w:r>
               <w:rPr>
                 <w:rStyle w:val="a3"/>
@@ -1622,7 +1472,7 @@
                 <w:sz w:val="28"/>
                 <w:szCs w:val="28"/>
               </w:rPr>
-              <w:instrText xml:space="preserve"> PAGEREF _Toc243731197 \h </w:instrText>
+              <w:instrText xml:space="preserve"> PAGEREF _Toc243732698 \h </w:instrText>
             </w:r>
             <w:r>
               <w:rPr>
@@ -1651,7 +1501,7 @@
                 <w:sz w:val="28"/>
                 <w:szCs w:val="28"/>
               </w:rPr>
-              <w:t>10</w:t>
+              <w:t>9</w:t>
             </w:r>
             <w:r>
               <w:rPr>
@@ -1679,7 +1529,7 @@
               <w:lang w:eastAsia="ru-RU"/>
             </w:rPr>
           </w:pPr>
-          <w:hyperlink w:anchor="_Toc243731198" w:history="1">
+          <w:hyperlink w:anchor="_Toc243732699" w:history="1">
             <w:r>
               <w:rPr>
                 <w:rStyle w:val="a3"/>
@@ -1718,7 +1568,7 @@
                 <w:sz w:val="28"/>
                 <w:szCs w:val="28"/>
               </w:rPr>
-              <w:instrText xml:space="preserve"> PAGEREF _Toc243731198 \h </w:instrText>
+              <w:instrText xml:space="preserve"> PAGEREF _Toc243732699 \h </w:instrText>
             </w:r>
             <w:r>
               <w:rPr>
@@ -1747,7 +1597,7 @@
                 <w:sz w:val="28"/>
                 <w:szCs w:val="28"/>
               </w:rPr>
-              <w:t>11</w:t>
+              <w:t>10</w:t>
             </w:r>
             <w:r>
               <w:rPr>
@@ -1821,7 +1671,7 @@
           <w:color w:val="auto"/>
         </w:rPr>
       </w:pPr>
-      <w:bookmarkStart w:id="0" w:name="_Toc243731186"/>
+      <w:bookmarkStart w:id="0" w:name="_Toc243732688"/>
       <w:r>
         <w:rPr>
           <w:rFonts w:ascii="Times New Roman" w:hAnsi="Times New Roman" w:cs="Times New Roman"/>
@@ -1835,15 +1685,16 @@
     </w:p>
     <w:p>
       <w:pPr>
-        <w:rPr>
-          <w:sz w:val="28"/>
-          <w:szCs w:val="28"/>
-        </w:rPr>
-      </w:pPr>
-    </w:p>
-    <w:p>
-      <w:pPr>
-        <w:spacing w:line="360" w:lineRule="auto"/>
+        <w:spacing w:after="0" w:line="360" w:lineRule="auto"/>
+        <w:rPr>
+          <w:sz w:val="28"/>
+          <w:szCs w:val="28"/>
+        </w:rPr>
+      </w:pPr>
+    </w:p>
+    <w:p>
+      <w:pPr>
+        <w:spacing w:after="0" w:line="360" w:lineRule="auto"/>
         <w:ind w:firstLine="709"/>
         <w:jc w:val="both"/>
         <w:rPr>
@@ -1899,7 +1750,7 @@
     </w:p>
     <w:p>
       <w:pPr>
-        <w:spacing w:line="360" w:lineRule="auto"/>
+        <w:spacing w:after="0" w:line="360" w:lineRule="auto"/>
         <w:ind w:firstLine="709"/>
         <w:jc w:val="both"/>
         <w:rPr>
@@ -1914,7 +1765,7 @@
           <w:sz w:val="28"/>
           <w:szCs w:val="28"/>
         </w:rPr>
-        <w:t xml:space="preserve">Целью данной практической работы является освоение базовых операций языка определения данных (DDL) на примере управления базами данных в среде </w:t>
+        <w:t xml:space="preserve">Целью данной практической работы является закрепление навыков использования языка определения данных (DDL) для логической организации объектов внутри базы данных в среде </w:t>
       </w:r>
       <w:proofErr w:type="spellStart"/>
       <w:r>
@@ -2009,33 +1860,60 @@
     </w:p>
     <w:p>
       <w:pPr>
-        <w:spacing w:line="360" w:lineRule="auto"/>
+        <w:spacing w:after="0" w:line="360" w:lineRule="auto"/>
         <w:ind w:firstLine="709"/>
         <w:jc w:val="both"/>
         <w:rPr>
-          <w:rFonts w:ascii="Times New Roman" w:hAnsi="Times New Roman" w:cs="Times New Roman"/>
-          <w:sz w:val="28"/>
-          <w:szCs w:val="28"/>
-        </w:rPr>
-      </w:pPr>
-      <w:r>
-        <w:rPr>
-          <w:rFonts w:ascii="Times New Roman" w:hAnsi="Times New Roman" w:cs="Times New Roman"/>
-          <w:sz w:val="28"/>
-          <w:szCs w:val="28"/>
-        </w:rPr>
-        <w:t>В ходе выполнения первого раздела практики были изучены и закреплены принципы создания (CREATE DATABASE), переключения контекста (USE) и удаления (DROP DATABASE) баз данных. Особое внимание уделено специфике T-SQL: использованию системных функций DB_ID() для безопасного создания объектов, настройке правил сортировки (COLLATE) для поддержки кириллицы, а также анализу ошибок, возникающих при нарушении целостности сеанса подключения. Полученные навыки являются необходимой основой для дальнейшего проектирования таблиц, схем и связей между данными.</w:t>
-      </w:r>
-    </w:p>
-    <w:p>
-      <w:pPr>
-        <w:rPr>
           <w:rFonts w:ascii="Times New Roman" w:eastAsiaTheme="majorEastAsia" w:hAnsi="Times New Roman" w:cs="Times New Roman"/>
           <w:bCs/>
           <w:sz w:val="28"/>
           <w:szCs w:val="28"/>
         </w:rPr>
       </w:pPr>
+      <w:r>
+        <w:rPr>
+          <w:rFonts w:ascii="Times New Roman" w:hAnsi="Times New Roman" w:cs="Times New Roman"/>
+          <w:sz w:val="28"/>
+          <w:szCs w:val="28"/>
+        </w:rPr>
+        <w:t xml:space="preserve">В ходе выполнения второго раздела практики были изучены и закреплены принципы работы со схемами (CREATE SCHEMA, DROP SCHEMA) как основными контейнерами для группировки таблиц. </w:t>
+      </w:r>
+      <w:proofErr w:type="gramStart"/>
+      <w:r>
+        <w:rPr>
+          <w:rFonts w:ascii="Times New Roman" w:hAnsi="Times New Roman" w:cs="Times New Roman"/>
+          <w:sz w:val="28"/>
+          <w:szCs w:val="28"/>
+        </w:rPr>
+        <w:t>Особое внимание уделено специфике T-SQL: использованию системных функций SCHEMA_ID() для безопасного создания объектов, правилам удаления непустых схем через предварительный перенос или удаление таблиц (ALTER SCHEMA ...</w:t>
+      </w:r>
+      <w:proofErr w:type="gramEnd"/>
+      <w:r>
+        <w:rPr>
+          <w:rFonts w:ascii="Times New Roman" w:hAnsi="Times New Roman" w:cs="Times New Roman"/>
+          <w:sz w:val="28"/>
+          <w:szCs w:val="28"/>
+        </w:rPr>
+        <w:t xml:space="preserve"> </w:t>
+      </w:r>
+      <w:proofErr w:type="gramStart"/>
+      <w:r>
+        <w:rPr>
+          <w:rFonts w:ascii="Times New Roman" w:hAnsi="Times New Roman" w:cs="Times New Roman"/>
+          <w:sz w:val="28"/>
+          <w:szCs w:val="28"/>
+        </w:rPr>
+        <w:t>TRANSFER), а также анализу ошибок, возникающих при нарушении ссылочной целостности объектов.</w:t>
+      </w:r>
+      <w:proofErr w:type="gramEnd"/>
+      <w:r>
+        <w:rPr>
+          <w:rFonts w:ascii="Times New Roman" w:hAnsi="Times New Roman" w:cs="Times New Roman"/>
+          <w:sz w:val="28"/>
+          <w:szCs w:val="28"/>
+        </w:rPr>
+        <w:t xml:space="preserve"> Полученные навыки являются необходимой основой для дальнейшего проектирования сложных информационных систем, где порядок и структура имеют критическое значение.</w:t>
+      </w:r>
       <w:r>
         <w:rPr>
           <w:rFonts w:ascii="Times New Roman" w:hAnsi="Times New Roman" w:cs="Times New Roman"/>
@@ -2056,7 +1934,7 @@
           <w:color w:val="auto"/>
         </w:rPr>
       </w:pPr>
-      <w:bookmarkStart w:id="1" w:name="_Toc243731187"/>
+      <w:bookmarkStart w:id="1" w:name="_Toc243732689"/>
       <w:r>
         <w:rPr>
           <w:rFonts w:ascii="Calibri" w:eastAsia="Calibri" w:hAnsi="Calibri" w:cs="Calibri"/>
@@ -2508,10 +2386,9 @@
           <w:rFonts w:ascii="Times New Roman" w:hAnsi="Times New Roman" w:cs="Times New Roman"/>
           <w:b w:val="0"/>
           <w:color w:val="auto"/>
-          <w:lang w:val="en-US"/>
-        </w:rPr>
-      </w:pPr>
-      <w:bookmarkStart w:id="2" w:name="_Toc243731188"/>
+        </w:rPr>
+      </w:pPr>
+      <w:bookmarkStart w:id="2" w:name="_Toc243732690"/>
       <w:r>
         <w:rPr>
           <w:rFonts w:ascii="Times New Roman" w:hAnsi="Times New Roman" w:cs="Times New Roman"/>
@@ -2531,9 +2408,37 @@
         <w:rPr>
           <w:sz w:val="28"/>
           <w:szCs w:val="28"/>
-          <w:lang w:val="en-US"/>
-        </w:rPr>
-      </w:pPr>
+        </w:rPr>
+      </w:pPr>
+      <w:bookmarkStart w:id="3" w:name="_GoBack"/>
+    </w:p>
+    <w:p>
+      <w:pPr>
+        <w:pStyle w:val="2"/>
+        <w:spacing w:before="0" w:line="360" w:lineRule="auto"/>
+        <w:ind w:firstLine="709"/>
+        <w:jc w:val="both"/>
+        <w:rPr>
+          <w:rFonts w:ascii="Times New Roman" w:hAnsi="Times New Roman" w:cs="Times New Roman"/>
+          <w:b w:val="0"/>
+          <w:color w:val="auto"/>
+          <w:sz w:val="28"/>
+          <w:szCs w:val="28"/>
+        </w:rPr>
+      </w:pPr>
+      <w:bookmarkStart w:id="4" w:name="_Toc243732691"/>
+      <w:bookmarkEnd w:id="3"/>
+      <w:r>
+        <w:rPr>
+          <w:rFonts w:ascii="Times New Roman" w:hAnsi="Times New Roman" w:cs="Times New Roman"/>
+          <w:b w:val="0"/>
+          <w:color w:val="auto"/>
+          <w:sz w:val="28"/>
+          <w:szCs w:val="28"/>
+        </w:rPr>
+        <w:t>Задание 2.1. Схемы по умолчанию</w:t>
+      </w:r>
+      <w:bookmarkEnd w:id="4"/>
     </w:p>
     <w:p>
       <w:pPr>
@@ -2544,28 +2449,6 @@
           <w:rFonts w:ascii="Times New Roman" w:hAnsi="Times New Roman" w:cs="Times New Roman"/>
           <w:sz w:val="28"/>
           <w:szCs w:val="28"/>
-          <w:lang w:val="en-US"/>
-        </w:rPr>
-      </w:pPr>
-      <w:r>
-        <w:rPr>
-          <w:rFonts w:ascii="Times New Roman" w:hAnsi="Times New Roman" w:cs="Times New Roman"/>
-          <w:sz w:val="28"/>
-          <w:szCs w:val="28"/>
-        </w:rPr>
-        <w:t>Задание 2.1. Схемы по умолчанию</w:t>
-      </w:r>
-    </w:p>
-    <w:p>
-      <w:pPr>
-        <w:spacing w:after="0" w:line="360" w:lineRule="auto"/>
-        <w:ind w:firstLine="709"/>
-        <w:jc w:val="both"/>
-        <w:rPr>
-          <w:rFonts w:ascii="Times New Roman" w:hAnsi="Times New Roman" w:cs="Times New Roman"/>
-          <w:sz w:val="28"/>
-          <w:szCs w:val="28"/>
-          <w:lang w:val="en-US"/>
         </w:rPr>
       </w:pPr>
     </w:p>
@@ -2583,6 +2466,7 @@
           <w:sz w:val="28"/>
           <w:szCs w:val="28"/>
           <w:highlight w:val="white"/>
+          <w:lang w:val="en-US"/>
         </w:rPr>
       </w:pPr>
       <w:r>
@@ -2603,9 +2487,11 @@
           <w:sz w:val="28"/>
           <w:szCs w:val="28"/>
           <w:highlight w:val="white"/>
+          <w:lang w:val="en-US"/>
         </w:rPr>
         <w:t xml:space="preserve"> </w:t>
       </w:r>
+      <w:proofErr w:type="spellStart"/>
       <w:r>
         <w:rPr>
           <w:rFonts w:ascii="Times New Roman" w:eastAsiaTheme="minorHAnsi" w:hAnsi="Times New Roman" w:cs="Times New Roman"/>
@@ -2624,10 +2510,10 @@
           <w:sz w:val="28"/>
           <w:szCs w:val="28"/>
           <w:highlight w:val="white"/>
+          <w:lang w:val="en-US"/>
         </w:rPr>
         <w:t>_</w:t>
       </w:r>
-      <w:proofErr w:type="spellStart"/>
       <w:r>
         <w:rPr>
           <w:rFonts w:ascii="Times New Roman" w:eastAsiaTheme="minorHAnsi" w:hAnsi="Times New Roman" w:cs="Times New Roman"/>
@@ -2647,6 +2533,7 @@
           <w:sz w:val="28"/>
           <w:szCs w:val="28"/>
           <w:highlight w:val="white"/>
+          <w:lang w:val="en-US"/>
         </w:rPr>
         <w:t>;</w:t>
       </w:r>
@@ -2761,6 +2648,33 @@
     </w:p>
     <w:p>
       <w:pPr>
+        <w:pStyle w:val="2"/>
+        <w:spacing w:before="0" w:line="360" w:lineRule="auto"/>
+        <w:ind w:firstLine="709"/>
+        <w:jc w:val="both"/>
+        <w:rPr>
+          <w:rFonts w:ascii="Times New Roman" w:hAnsi="Times New Roman" w:cs="Times New Roman"/>
+          <w:b w:val="0"/>
+          <w:color w:val="auto"/>
+          <w:sz w:val="28"/>
+          <w:szCs w:val="28"/>
+        </w:rPr>
+      </w:pPr>
+      <w:bookmarkStart w:id="5" w:name="_Toc243732692"/>
+      <w:r>
+        <w:rPr>
+          <w:rFonts w:ascii="Times New Roman" w:hAnsi="Times New Roman" w:cs="Times New Roman"/>
+          <w:b w:val="0"/>
+          <w:color w:val="auto"/>
+          <w:sz w:val="28"/>
+          <w:szCs w:val="28"/>
+        </w:rPr>
+        <w:t>Задание 2.2. Создание схем</w:t>
+      </w:r>
+      <w:bookmarkEnd w:id="5"/>
+    </w:p>
+    <w:p>
+      <w:pPr>
         <w:spacing w:after="0" w:line="360" w:lineRule="auto"/>
         <w:ind w:firstLine="709"/>
         <w:jc w:val="both"/>
@@ -2768,28 +2682,6 @@
           <w:rFonts w:ascii="Times New Roman" w:hAnsi="Times New Roman" w:cs="Times New Roman"/>
           <w:sz w:val="28"/>
           <w:szCs w:val="28"/>
-          <w:lang w:val="en-US"/>
-        </w:rPr>
-      </w:pPr>
-      <w:r>
-        <w:rPr>
-          <w:rFonts w:ascii="Times New Roman" w:hAnsi="Times New Roman" w:cs="Times New Roman"/>
-          <w:sz w:val="28"/>
-          <w:szCs w:val="28"/>
-        </w:rPr>
-        <w:t>Задание 2.2. Создание схем</w:t>
-      </w:r>
-    </w:p>
-    <w:p>
-      <w:pPr>
-        <w:spacing w:after="0" w:line="360" w:lineRule="auto"/>
-        <w:ind w:firstLine="709"/>
-        <w:jc w:val="both"/>
-        <w:rPr>
-          <w:rFonts w:ascii="Times New Roman" w:hAnsi="Times New Roman" w:cs="Times New Roman"/>
-          <w:sz w:val="28"/>
-          <w:szCs w:val="28"/>
-          <w:lang w:val="en-US"/>
         </w:rPr>
       </w:pPr>
     </w:p>
@@ -2989,19 +2881,25 @@
     </w:p>
     <w:p>
       <w:pPr>
-        <w:spacing w:after="0" w:line="360" w:lineRule="auto"/>
+        <w:pStyle w:val="2"/>
+        <w:spacing w:before="0" w:line="360" w:lineRule="auto"/>
         <w:ind w:firstLine="709"/>
         <w:jc w:val="both"/>
         <w:rPr>
           <w:rFonts w:ascii="Times New Roman" w:hAnsi="Times New Roman" w:cs="Times New Roman"/>
-          <w:sz w:val="28"/>
-          <w:szCs w:val="28"/>
-          <w:lang w:val="en-US"/>
-        </w:rPr>
-      </w:pPr>
-      <w:r>
-        <w:rPr>
-          <w:rFonts w:ascii="Times New Roman" w:hAnsi="Times New Roman" w:cs="Times New Roman"/>
+          <w:b w:val="0"/>
+          <w:color w:val="auto"/>
+          <w:sz w:val="28"/>
+          <w:szCs w:val="28"/>
+          <w:lang w:val="en-US"/>
+        </w:rPr>
+      </w:pPr>
+      <w:bookmarkStart w:id="6" w:name="_Toc243732693"/>
+      <w:r>
+        <w:rPr>
+          <w:rFonts w:ascii="Times New Roman" w:hAnsi="Times New Roman" w:cs="Times New Roman"/>
+          <w:b w:val="0"/>
+          <w:color w:val="auto"/>
           <w:sz w:val="28"/>
           <w:szCs w:val="28"/>
         </w:rPr>
@@ -3010,6 +2908,8 @@
       <w:r>
         <w:rPr>
           <w:rFonts w:ascii="Times New Roman" w:hAnsi="Times New Roman" w:cs="Times New Roman"/>
+          <w:b w:val="0"/>
+          <w:color w:val="auto"/>
           <w:sz w:val="28"/>
           <w:szCs w:val="28"/>
           <w:lang w:val="en-US"/>
@@ -3019,6 +2919,8 @@
       <w:r>
         <w:rPr>
           <w:rFonts w:ascii="Times New Roman" w:hAnsi="Times New Roman" w:cs="Times New Roman"/>
+          <w:b w:val="0"/>
+          <w:color w:val="auto"/>
           <w:sz w:val="28"/>
           <w:szCs w:val="28"/>
         </w:rPr>
@@ -3027,6 +2929,8 @@
       <w:r>
         <w:rPr>
           <w:rFonts w:ascii="Times New Roman" w:hAnsi="Times New Roman" w:cs="Times New Roman"/>
+          <w:b w:val="0"/>
+          <w:color w:val="auto"/>
           <w:sz w:val="28"/>
           <w:szCs w:val="28"/>
           <w:lang w:val="en-US"/>
@@ -3036,6 +2940,8 @@
       <w:r>
         <w:rPr>
           <w:rFonts w:ascii="Times New Roman" w:hAnsi="Times New Roman" w:cs="Times New Roman"/>
+          <w:b w:val="0"/>
+          <w:color w:val="auto"/>
           <w:sz w:val="28"/>
           <w:szCs w:val="28"/>
         </w:rPr>
@@ -3044,6 +2950,8 @@
       <w:r>
         <w:rPr>
           <w:rFonts w:ascii="Times New Roman" w:hAnsi="Times New Roman" w:cs="Times New Roman"/>
+          <w:b w:val="0"/>
+          <w:color w:val="auto"/>
           <w:sz w:val="28"/>
           <w:szCs w:val="28"/>
           <w:lang w:val="en-US"/>
@@ -3053,6 +2961,8 @@
       <w:r>
         <w:rPr>
           <w:rFonts w:ascii="Times New Roman" w:hAnsi="Times New Roman" w:cs="Times New Roman"/>
+          <w:b w:val="0"/>
+          <w:color w:val="auto"/>
           <w:sz w:val="28"/>
           <w:szCs w:val="28"/>
         </w:rPr>
@@ -3061,6 +2971,8 @@
       <w:r>
         <w:rPr>
           <w:rFonts w:ascii="Times New Roman" w:hAnsi="Times New Roman" w:cs="Times New Roman"/>
+          <w:b w:val="0"/>
+          <w:color w:val="auto"/>
           <w:sz w:val="28"/>
           <w:szCs w:val="28"/>
           <w:lang w:val="en-US"/>
@@ -3070,11 +2982,14 @@
       <w:r>
         <w:rPr>
           <w:rFonts w:ascii="Times New Roman" w:hAnsi="Times New Roman" w:cs="Times New Roman"/>
+          <w:b w:val="0"/>
+          <w:color w:val="auto"/>
           <w:sz w:val="28"/>
           <w:szCs w:val="28"/>
         </w:rPr>
         <w:t>проверкой</w:t>
       </w:r>
+      <w:bookmarkEnd w:id="6"/>
     </w:p>
     <w:p>
       <w:pPr>
@@ -3366,6 +3281,33 @@
     </w:p>
     <w:p>
       <w:pPr>
+        <w:pStyle w:val="2"/>
+        <w:spacing w:before="0" w:line="360" w:lineRule="auto"/>
+        <w:ind w:firstLine="709"/>
+        <w:jc w:val="both"/>
+        <w:rPr>
+          <w:rFonts w:ascii="Times New Roman" w:hAnsi="Times New Roman" w:cs="Times New Roman"/>
+          <w:b w:val="0"/>
+          <w:color w:val="auto"/>
+          <w:sz w:val="28"/>
+          <w:szCs w:val="28"/>
+        </w:rPr>
+      </w:pPr>
+      <w:bookmarkStart w:id="7" w:name="_Toc243732694"/>
+      <w:r>
+        <w:rPr>
+          <w:rFonts w:ascii="Times New Roman" w:hAnsi="Times New Roman" w:cs="Times New Roman"/>
+          <w:b w:val="0"/>
+          <w:color w:val="auto"/>
+          <w:sz w:val="28"/>
+          <w:szCs w:val="28"/>
+        </w:rPr>
+        <w:t>Задание 2.4. Удаление пустой схемы</w:t>
+      </w:r>
+      <w:bookmarkEnd w:id="7"/>
+    </w:p>
+    <w:p>
+      <w:pPr>
         <w:spacing w:after="0" w:line="360" w:lineRule="auto"/>
         <w:ind w:firstLine="709"/>
         <w:jc w:val="both"/>
@@ -3373,28 +3315,6 @@
           <w:rFonts w:ascii="Times New Roman" w:hAnsi="Times New Roman" w:cs="Times New Roman"/>
           <w:sz w:val="28"/>
           <w:szCs w:val="28"/>
-          <w:lang w:val="en-US"/>
-        </w:rPr>
-      </w:pPr>
-      <w:r>
-        <w:rPr>
-          <w:rFonts w:ascii="Times New Roman" w:hAnsi="Times New Roman" w:cs="Times New Roman"/>
-          <w:sz w:val="28"/>
-          <w:szCs w:val="28"/>
-        </w:rPr>
-        <w:t>Задание 2.4. Удаление пустой схемы</w:t>
-      </w:r>
-    </w:p>
-    <w:p>
-      <w:pPr>
-        <w:spacing w:after="0" w:line="360" w:lineRule="auto"/>
-        <w:ind w:firstLine="709"/>
-        <w:jc w:val="both"/>
-        <w:rPr>
-          <w:rFonts w:ascii="Times New Roman" w:hAnsi="Times New Roman" w:cs="Times New Roman"/>
-          <w:sz w:val="28"/>
-          <w:szCs w:val="28"/>
-          <w:lang w:val="en-US"/>
         </w:rPr>
       </w:pPr>
     </w:p>
@@ -3568,6 +3488,33 @@
     </w:p>
     <w:p>
       <w:pPr>
+        <w:pStyle w:val="2"/>
+        <w:spacing w:before="0" w:line="360" w:lineRule="auto"/>
+        <w:ind w:firstLine="709"/>
+        <w:jc w:val="both"/>
+        <w:rPr>
+          <w:rFonts w:ascii="Times New Roman" w:hAnsi="Times New Roman" w:cs="Times New Roman"/>
+          <w:b w:val="0"/>
+          <w:color w:val="auto"/>
+          <w:sz w:val="28"/>
+          <w:szCs w:val="28"/>
+        </w:rPr>
+      </w:pPr>
+      <w:bookmarkStart w:id="8" w:name="_Toc243732695"/>
+      <w:r>
+        <w:rPr>
+          <w:rFonts w:ascii="Times New Roman" w:hAnsi="Times New Roman" w:cs="Times New Roman"/>
+          <w:b w:val="0"/>
+          <w:color w:val="auto"/>
+          <w:sz w:val="28"/>
+          <w:szCs w:val="28"/>
+        </w:rPr>
+        <w:t>Задание 2.5. Удаление схемы с таблицей (проблемная ситуация)</w:t>
+      </w:r>
+      <w:bookmarkEnd w:id="8"/>
+    </w:p>
+    <w:p>
+      <w:pPr>
         <w:spacing w:after="0" w:line="360" w:lineRule="auto"/>
         <w:ind w:firstLine="709"/>
         <w:jc w:val="both"/>
@@ -3575,28 +3522,6 @@
           <w:rFonts w:ascii="Times New Roman" w:hAnsi="Times New Roman" w:cs="Times New Roman"/>
           <w:sz w:val="28"/>
           <w:szCs w:val="28"/>
-          <w:lang w:val="en-US"/>
-        </w:rPr>
-      </w:pPr>
-      <w:r>
-        <w:rPr>
-          <w:rFonts w:ascii="Times New Roman" w:hAnsi="Times New Roman" w:cs="Times New Roman"/>
-          <w:sz w:val="28"/>
-          <w:szCs w:val="28"/>
-        </w:rPr>
-        <w:t>Задание 2.5. Удаление схемы с таблицей (проблемная ситуация)</w:t>
-      </w:r>
-    </w:p>
-    <w:p>
-      <w:pPr>
-        <w:spacing w:after="0" w:line="360" w:lineRule="auto"/>
-        <w:ind w:firstLine="709"/>
-        <w:jc w:val="both"/>
-        <w:rPr>
-          <w:rFonts w:ascii="Times New Roman" w:hAnsi="Times New Roman" w:cs="Times New Roman"/>
-          <w:sz w:val="28"/>
-          <w:szCs w:val="28"/>
-          <w:lang w:val="en-US"/>
         </w:rPr>
       </w:pPr>
     </w:p>
@@ -4010,6 +3935,34 @@
     </w:p>
     <w:p>
       <w:pPr>
+        <w:pStyle w:val="2"/>
+        <w:spacing w:before="0" w:line="360" w:lineRule="auto"/>
+        <w:ind w:firstLine="709"/>
+        <w:jc w:val="both"/>
+        <w:rPr>
+          <w:rFonts w:ascii="Times New Roman" w:hAnsi="Times New Roman" w:cs="Times New Roman"/>
+          <w:b w:val="0"/>
+          <w:color w:val="auto"/>
+          <w:sz w:val="28"/>
+          <w:szCs w:val="28"/>
+        </w:rPr>
+      </w:pPr>
+      <w:bookmarkStart w:id="9" w:name="_Toc243732696"/>
+      <w:r>
+        <w:rPr>
+          <w:rFonts w:ascii="Times New Roman" w:hAnsi="Times New Roman" w:cs="Times New Roman"/>
+          <w:b w:val="0"/>
+          <w:color w:val="auto"/>
+          <w:sz w:val="28"/>
+          <w:szCs w:val="28"/>
+        </w:rPr>
+        <w:lastRenderedPageBreak/>
+        <w:t>Задание 2.6. Перенос таблицы в другую схему</w:t>
+      </w:r>
+      <w:bookmarkEnd w:id="9"/>
+    </w:p>
+    <w:p>
+      <w:pPr>
         <w:spacing w:after="0" w:line="360" w:lineRule="auto"/>
         <w:ind w:firstLine="709"/>
         <w:jc w:val="both"/>
@@ -4017,29 +3970,6 @@
           <w:rFonts w:ascii="Times New Roman" w:hAnsi="Times New Roman" w:cs="Times New Roman"/>
           <w:sz w:val="28"/>
           <w:szCs w:val="28"/>
-          <w:lang w:val="en-US"/>
-        </w:rPr>
-      </w:pPr>
-      <w:r>
-        <w:rPr>
-          <w:rFonts w:ascii="Times New Roman" w:hAnsi="Times New Roman" w:cs="Times New Roman"/>
-          <w:sz w:val="28"/>
-          <w:szCs w:val="28"/>
-        </w:rPr>
-        <w:lastRenderedPageBreak/>
-        <w:t>Задание 2.6. Перенос таблицы в другую схему</w:t>
-      </w:r>
-    </w:p>
-    <w:p>
-      <w:pPr>
-        <w:spacing w:after="0" w:line="360" w:lineRule="auto"/>
-        <w:ind w:firstLine="709"/>
-        <w:jc w:val="both"/>
-        <w:rPr>
-          <w:rFonts w:ascii="Times New Roman" w:hAnsi="Times New Roman" w:cs="Times New Roman"/>
-          <w:sz w:val="28"/>
-          <w:szCs w:val="28"/>
-          <w:lang w:val="en-US"/>
         </w:rPr>
       </w:pPr>
     </w:p>
@@ -4436,6 +4366,59 @@
     </w:p>
     <w:p>
       <w:pPr>
+        <w:pStyle w:val="2"/>
+        <w:spacing w:before="0" w:line="360" w:lineRule="auto"/>
+        <w:ind w:firstLine="709"/>
+        <w:jc w:val="both"/>
+        <w:rPr>
+          <w:rFonts w:ascii="Times New Roman" w:hAnsi="Times New Roman" w:cs="Times New Roman"/>
+          <w:b w:val="0"/>
+          <w:color w:val="auto"/>
+          <w:sz w:val="28"/>
+          <w:szCs w:val="28"/>
+        </w:rPr>
+      </w:pPr>
+      <w:bookmarkStart w:id="10" w:name="_Toc243732697"/>
+      <w:r>
+        <w:rPr>
+          <w:rFonts w:ascii="Times New Roman" w:hAnsi="Times New Roman" w:cs="Times New Roman"/>
+          <w:b w:val="0"/>
+          <w:color w:val="auto"/>
+          <w:sz w:val="28"/>
+          <w:szCs w:val="28"/>
+        </w:rPr>
+        <w:t>Задание 2.7. Вопросы</w:t>
+      </w:r>
+      <w:bookmarkEnd w:id="10"/>
+    </w:p>
+    <w:p/>
+    <w:p>
+      <w:pPr>
+        <w:pStyle w:val="ab"/>
+        <w:numPr>
+          <w:ilvl w:val="0"/>
+          <w:numId w:val="4"/>
+        </w:numPr>
+        <w:spacing w:after="0" w:line="360" w:lineRule="auto"/>
+        <w:ind w:left="0" w:firstLine="0"/>
+        <w:jc w:val="both"/>
+        <w:rPr>
+          <w:rFonts w:ascii="Times New Roman" w:hAnsi="Times New Roman" w:cs="Times New Roman"/>
+          <w:sz w:val="28"/>
+          <w:szCs w:val="28"/>
+        </w:rPr>
+      </w:pPr>
+      <w:r>
+        <w:rPr>
+          <w:rFonts w:ascii="Times New Roman" w:hAnsi="Times New Roman" w:cs="Times New Roman"/>
+          <w:sz w:val="28"/>
+          <w:szCs w:val="28"/>
+        </w:rPr>
+        <w:t>Чем схема отличается от базы данных?</w:t>
+      </w:r>
+    </w:p>
+    <w:p>
+      <w:pPr>
         <w:spacing w:after="0" w:line="360" w:lineRule="auto"/>
         <w:ind w:firstLine="709"/>
         <w:jc w:val="both"/>
@@ -4451,7 +4434,25 @@
           <w:sz w:val="28"/>
           <w:szCs w:val="28"/>
         </w:rPr>
-        <w:t>Задание 2.7. Вопросы</w:t>
+        <w:t xml:space="preserve">База данных и схема представляют собой разные уровни логической и физической организации данных в MS SQL </w:t>
+      </w:r>
+      <w:proofErr w:type="spellStart"/>
+      <w:r>
+        <w:rPr>
+          <w:rFonts w:ascii="Times New Roman" w:hAnsi="Times New Roman" w:cs="Times New Roman"/>
+          <w:sz w:val="28"/>
+          <w:szCs w:val="28"/>
+        </w:rPr>
+        <w:t>Server</w:t>
+      </w:r>
+      <w:proofErr w:type="spellEnd"/>
+      <w:r>
+        <w:rPr>
+          <w:rFonts w:ascii="Times New Roman" w:hAnsi="Times New Roman" w:cs="Times New Roman"/>
+          <w:sz w:val="28"/>
+          <w:szCs w:val="28"/>
+        </w:rPr>
+        <w:t>:</w:t>
       </w:r>
     </w:p>
     <w:p>
@@ -4471,7 +4472,43 @@
           <w:sz w:val="28"/>
           <w:szCs w:val="28"/>
         </w:rPr>
-        <w:t>1. Чем схема отличается от базы данных?</w:t>
+        <w:t>База данных — это физический контейнер верхнего уровня. Она имеет собственные файлы данных (.</w:t>
+      </w:r>
+      <w:proofErr w:type="spellStart"/>
+      <w:r>
+        <w:rPr>
+          <w:rFonts w:ascii="Times New Roman" w:hAnsi="Times New Roman" w:cs="Times New Roman"/>
+          <w:sz w:val="28"/>
+          <w:szCs w:val="28"/>
+        </w:rPr>
+        <w:t>mdf</w:t>
+      </w:r>
+      <w:proofErr w:type="spellEnd"/>
+      <w:r>
+        <w:rPr>
+          <w:rFonts w:ascii="Times New Roman" w:hAnsi="Times New Roman" w:cs="Times New Roman"/>
+          <w:sz w:val="28"/>
+          <w:szCs w:val="28"/>
+        </w:rPr>
+        <w:t>) и журналы транзакций (.</w:t>
+      </w:r>
+      <w:proofErr w:type="spellStart"/>
+      <w:r>
+        <w:rPr>
+          <w:rFonts w:ascii="Times New Roman" w:hAnsi="Times New Roman" w:cs="Times New Roman"/>
+          <w:sz w:val="28"/>
+          <w:szCs w:val="28"/>
+        </w:rPr>
+        <w:t>ldf</w:t>
+      </w:r>
+      <w:proofErr w:type="spellEnd"/>
+      <w:r>
+        <w:rPr>
+          <w:rFonts w:ascii="Times New Roman" w:hAnsi="Times New Roman" w:cs="Times New Roman"/>
+          <w:sz w:val="28"/>
+          <w:szCs w:val="28"/>
+        </w:rPr>
+        <w:t>) на диске сервера, свои настройки безопасности, правила сортировки (COLLATE) и список пользователей. Для работы с другой базой данных необходимо явно переключать контекст соединения командой USE.</w:t>
       </w:r>
     </w:p>
     <w:p>
@@ -4491,7 +4528,7 @@
           <w:sz w:val="28"/>
           <w:szCs w:val="28"/>
         </w:rPr>
-        <w:t xml:space="preserve">2. Могут ли в одной базе быть две таблицы </w:t>
+        <w:t>Схема — это логическое пространство имен (</w:t>
       </w:r>
       <w:proofErr w:type="spellStart"/>
       <w:r>
@@ -4500,7 +4537,7 @@
           <w:sz w:val="28"/>
           <w:szCs w:val="28"/>
         </w:rPr>
-        <w:t>books</w:t>
+        <w:t>namespace</w:t>
       </w:r>
       <w:proofErr w:type="spellEnd"/>
       <w:r>
@@ -4509,56 +4546,44 @@
           <w:sz w:val="28"/>
           <w:szCs w:val="28"/>
         </w:rPr>
-        <w:t>? Приведите пример.</w:t>
-      </w:r>
-      <w:r>
-        <w:rPr>
-          <w:rFonts w:ascii="Times New Roman" w:hAnsi="Times New Roman" w:cs="Times New Roman"/>
-          <w:sz w:val="28"/>
-          <w:szCs w:val="28"/>
-        </w:rPr>
-        <w:br/>
-      </w:r>
-      <w:r>
-        <w:rPr>
-          <w:rFonts w:ascii="Times New Roman" w:hAnsi="Times New Roman" w:cs="Times New Roman"/>
-          <w:sz w:val="28"/>
-          <w:szCs w:val="28"/>
-        </w:rPr>
-        <w:br w:type="page"/>
-      </w:r>
-      <w:bookmarkStart w:id="3" w:name="_GoBack"/>
-      <w:bookmarkEnd w:id="3"/>
-    </w:p>
-    <w:p>
-      <w:pPr>
-        <w:pStyle w:val="1"/>
-        <w:jc w:val="center"/>
-        <w:rPr>
-          <w:rFonts w:ascii="Times New Roman" w:hAnsi="Times New Roman" w:cs="Times New Roman"/>
-          <w:b w:val="0"/>
-          <w:color w:val="auto"/>
-        </w:rPr>
-      </w:pPr>
-      <w:bookmarkStart w:id="4" w:name="_Toc243731197"/>
-      <w:r>
-        <w:rPr>
-          <w:rFonts w:ascii="Times New Roman" w:hAnsi="Times New Roman" w:cs="Times New Roman"/>
-          <w:b w:val="0"/>
-          <w:color w:val="auto"/>
-        </w:rPr>
-        <w:lastRenderedPageBreak/>
-        <w:t>ЗАКЛЮЧЕНИЕ</w:t>
-      </w:r>
-      <w:bookmarkEnd w:id="4"/>
-    </w:p>
-    <w:p>
-      <w:pPr>
-        <w:rPr>
-          <w:sz w:val="28"/>
-          <w:szCs w:val="28"/>
-        </w:rPr>
-      </w:pPr>
+        <w:t xml:space="preserve">) внутри одной базы данных. Схемы не имеют физических файлов; они служат для группировки объектов (таблиц, представлений, процедур) по функциональному назначению (например, </w:t>
+      </w:r>
+      <w:proofErr w:type="spellStart"/>
+      <w:r>
+        <w:rPr>
+          <w:rFonts w:ascii="Times New Roman" w:hAnsi="Times New Roman" w:cs="Times New Roman"/>
+          <w:sz w:val="28"/>
+          <w:szCs w:val="28"/>
+        </w:rPr>
+        <w:t>catalog</w:t>
+      </w:r>
+      <w:proofErr w:type="spellEnd"/>
+      <w:r>
+        <w:rPr>
+          <w:rFonts w:ascii="Times New Roman" w:hAnsi="Times New Roman" w:cs="Times New Roman"/>
+          <w:sz w:val="28"/>
+          <w:szCs w:val="28"/>
+        </w:rPr>
+        <w:t xml:space="preserve"> для книг, </w:t>
+      </w:r>
+      <w:proofErr w:type="spellStart"/>
+      <w:r>
+        <w:rPr>
+          <w:rFonts w:ascii="Times New Roman" w:hAnsi="Times New Roman" w:cs="Times New Roman"/>
+          <w:sz w:val="28"/>
+          <w:szCs w:val="28"/>
+        </w:rPr>
+        <w:t>readers</w:t>
+      </w:r>
+      <w:proofErr w:type="spellEnd"/>
+      <w:r>
+        <w:rPr>
+          <w:rFonts w:ascii="Times New Roman" w:hAnsi="Times New Roman" w:cs="Times New Roman"/>
+          <w:sz w:val="28"/>
+          <w:szCs w:val="28"/>
+        </w:rPr>
+        <w:t xml:space="preserve"> для читателей). Схема позволяет упростить управление правами доступа и избежать конфликтов имен, так как не требует переключения контекста для обращения к её объектам.</w:t>
+      </w:r>
     </w:p>
     <w:p>
       <w:pPr>
@@ -4577,7 +4602,7 @@
           <w:sz w:val="28"/>
           <w:szCs w:val="28"/>
         </w:rPr>
-        <w:t xml:space="preserve">В ходе выполнения первой части практической работы «Основы SQL» были успешно освоены и закреплены начальные этапы администрирования базы данных в среде SQL </w:t>
+        <w:t xml:space="preserve">2. Могут ли в одной базе быть две таблицы </w:t>
       </w:r>
       <w:proofErr w:type="spellStart"/>
       <w:r>
@@ -4586,7 +4611,7 @@
           <w:sz w:val="28"/>
           <w:szCs w:val="28"/>
         </w:rPr>
-        <w:t>Server</w:t>
+        <w:t>books</w:t>
       </w:r>
       <w:proofErr w:type="spellEnd"/>
       <w:r>
@@ -4595,43 +4620,7 @@
           <w:sz w:val="28"/>
           <w:szCs w:val="28"/>
         </w:rPr>
-        <w:t xml:space="preserve"> </w:t>
-      </w:r>
-      <w:proofErr w:type="spellStart"/>
-      <w:r>
-        <w:rPr>
-          <w:rFonts w:ascii="Times New Roman" w:hAnsi="Times New Roman" w:cs="Times New Roman"/>
-          <w:sz w:val="28"/>
-          <w:szCs w:val="28"/>
-        </w:rPr>
-        <w:t>Management</w:t>
-      </w:r>
-      <w:proofErr w:type="spellEnd"/>
-      <w:r>
-        <w:rPr>
-          <w:rFonts w:ascii="Times New Roman" w:hAnsi="Times New Roman" w:cs="Times New Roman"/>
-          <w:sz w:val="28"/>
-          <w:szCs w:val="28"/>
-        </w:rPr>
-        <w:t xml:space="preserve"> </w:t>
-      </w:r>
-      <w:proofErr w:type="spellStart"/>
-      <w:r>
-        <w:rPr>
-          <w:rFonts w:ascii="Times New Roman" w:hAnsi="Times New Roman" w:cs="Times New Roman"/>
-          <w:sz w:val="28"/>
-          <w:szCs w:val="28"/>
-        </w:rPr>
-        <w:t>Studio</w:t>
-      </w:r>
-      <w:proofErr w:type="spellEnd"/>
-      <w:r>
-        <w:rPr>
-          <w:rFonts w:ascii="Times New Roman" w:hAnsi="Times New Roman" w:cs="Times New Roman"/>
-          <w:sz w:val="28"/>
-          <w:szCs w:val="28"/>
-        </w:rPr>
-        <w:t xml:space="preserve"> (SSMS) 22.</w:t>
+        <w:t>? Приведите пример.</w:t>
       </w:r>
     </w:p>
     <w:p>
@@ -4651,7 +4640,70 @@
           <w:sz w:val="28"/>
           <w:szCs w:val="28"/>
         </w:rPr>
-        <w:t>Были достигнуты следующие результаты:</w:t>
+        <w:lastRenderedPageBreak/>
+        <w:t xml:space="preserve">Да, в одной базе данных могут существовать несколько таблиц с одинаковым именем </w:t>
+      </w:r>
+      <w:proofErr w:type="spellStart"/>
+      <w:r>
+        <w:rPr>
+          <w:rFonts w:ascii="Times New Roman" w:hAnsi="Times New Roman" w:cs="Times New Roman"/>
+          <w:sz w:val="28"/>
+          <w:szCs w:val="28"/>
+        </w:rPr>
+        <w:t>books</w:t>
+      </w:r>
+      <w:proofErr w:type="spellEnd"/>
+      <w:r>
+        <w:rPr>
+          <w:rFonts w:ascii="Times New Roman" w:hAnsi="Times New Roman" w:cs="Times New Roman"/>
+          <w:sz w:val="28"/>
+          <w:szCs w:val="28"/>
+        </w:rPr>
+        <w:t xml:space="preserve">, при условии, что они находятся в разных схемах. </w:t>
+      </w:r>
+      <w:r>
+        <w:rPr>
+          <w:rFonts w:ascii="Times New Roman" w:hAnsi="Times New Roman" w:cs="Times New Roman"/>
+          <w:sz w:val="28"/>
+          <w:szCs w:val="28"/>
+        </w:rPr>
+        <w:t>П</w:t>
+      </w:r>
+      <w:r>
+        <w:rPr>
+          <w:rFonts w:ascii="Times New Roman" w:hAnsi="Times New Roman" w:cs="Times New Roman"/>
+          <w:sz w:val="28"/>
+          <w:szCs w:val="28"/>
+        </w:rPr>
+        <w:t>олное имя объекта состоит из четырех частей: [Сервер]</w:t>
+      </w:r>
+      <w:proofErr w:type="gramStart"/>
+      <w:r>
+        <w:rPr>
+          <w:rFonts w:ascii="Times New Roman" w:hAnsi="Times New Roman" w:cs="Times New Roman"/>
+          <w:sz w:val="28"/>
+          <w:szCs w:val="28"/>
+        </w:rPr>
+        <w:t>.[</w:t>
+      </w:r>
+      <w:proofErr w:type="spellStart"/>
+      <w:proofErr w:type="gramEnd"/>
+      <w:r>
+        <w:rPr>
+          <w:rFonts w:ascii="Times New Roman" w:hAnsi="Times New Roman" w:cs="Times New Roman"/>
+          <w:sz w:val="28"/>
+          <w:szCs w:val="28"/>
+        </w:rPr>
+        <w:t>БазаДанных</w:t>
+      </w:r>
+      <w:proofErr w:type="spellEnd"/>
+      <w:r>
+        <w:rPr>
+          <w:rFonts w:ascii="Times New Roman" w:hAnsi="Times New Roman" w:cs="Times New Roman"/>
+          <w:sz w:val="28"/>
+          <w:szCs w:val="28"/>
+        </w:rPr>
+        <w:t>].[Схема].[Объект]. Если схемы различаются, то для СУБД это два абсолютно независимых объекта.</w:t>
       </w:r>
     </w:p>
     <w:p>
@@ -4671,43 +4723,7 @@
           <w:sz w:val="28"/>
           <w:szCs w:val="28"/>
         </w:rPr>
-        <w:t>Освоение интерфейса SSMS: Научились создавать новые окна запросов, выполнять скрипты частями (выделение + F5) и анализировать сообщения об ошибках в панели «</w:t>
-      </w:r>
-      <w:proofErr w:type="spellStart"/>
-      <w:r>
-        <w:rPr>
-          <w:rFonts w:ascii="Times New Roman" w:hAnsi="Times New Roman" w:cs="Times New Roman"/>
-          <w:sz w:val="28"/>
-          <w:szCs w:val="28"/>
-        </w:rPr>
-        <w:t>Results</w:t>
-      </w:r>
-      <w:proofErr w:type="spellEnd"/>
-      <w:r>
-        <w:rPr>
-          <w:rFonts w:ascii="Times New Roman" w:hAnsi="Times New Roman" w:cs="Times New Roman"/>
-          <w:sz w:val="28"/>
-          <w:szCs w:val="28"/>
-        </w:rPr>
-        <w:t>»/«</w:t>
-      </w:r>
-      <w:proofErr w:type="spellStart"/>
-      <w:r>
-        <w:rPr>
-          <w:rFonts w:ascii="Times New Roman" w:hAnsi="Times New Roman" w:cs="Times New Roman"/>
-          <w:sz w:val="28"/>
-          <w:szCs w:val="28"/>
-        </w:rPr>
-        <w:t>Messages</w:t>
-      </w:r>
-      <w:proofErr w:type="spellEnd"/>
-      <w:r>
-        <w:rPr>
-          <w:rFonts w:ascii="Times New Roman" w:hAnsi="Times New Roman" w:cs="Times New Roman"/>
-          <w:sz w:val="28"/>
-          <w:szCs w:val="28"/>
-        </w:rPr>
-        <w:t>».</w:t>
+        <w:t>Пример:</w:t>
       </w:r>
     </w:p>
     <w:p>
@@ -4727,7 +4743,25 @@
           <w:sz w:val="28"/>
           <w:szCs w:val="28"/>
         </w:rPr>
-        <w:t>Управление базами данных: Отработан синтаксис команд CREATE DATABASE и DROP DATABASE. Изучена важность проверки существования базы перед созданием через функцию DB_ID(N'...'), что позволяет писать идемпотентные скрипты, не вызывающие ошибок при повторном запуске.</w:t>
+        <w:t xml:space="preserve">В базе </w:t>
+      </w:r>
+      <w:proofErr w:type="spellStart"/>
+      <w:r>
+        <w:rPr>
+          <w:rFonts w:ascii="Times New Roman" w:hAnsi="Times New Roman" w:cs="Times New Roman"/>
+          <w:sz w:val="28"/>
+          <w:szCs w:val="28"/>
+        </w:rPr>
+        <w:t>library_db</w:t>
+      </w:r>
+      <w:proofErr w:type="spellEnd"/>
+      <w:r>
+        <w:rPr>
+          <w:rFonts w:ascii="Times New Roman" w:hAnsi="Times New Roman" w:cs="Times New Roman"/>
+          <w:sz w:val="28"/>
+          <w:szCs w:val="28"/>
+        </w:rPr>
+        <w:t xml:space="preserve"> могут одновременно существовать:</w:t>
       </w:r>
     </w:p>
     <w:p>
@@ -4741,14 +4775,6 @@
           <w:szCs w:val="28"/>
         </w:rPr>
       </w:pPr>
-      <w:r>
-        <w:rPr>
-          <w:rFonts w:ascii="Times New Roman" w:hAnsi="Times New Roman" w:cs="Times New Roman"/>
-          <w:sz w:val="28"/>
-          <w:szCs w:val="28"/>
-        </w:rPr>
-        <w:t xml:space="preserve">Работа с кодировками: Выяснено, что для корректного хранения русских символов в MS SQL </w:t>
-      </w:r>
       <w:proofErr w:type="spellStart"/>
       <w:r>
         <w:rPr>
@@ -4756,7 +4782,7 @@
           <w:sz w:val="28"/>
           <w:szCs w:val="28"/>
         </w:rPr>
-        <w:t>Server</w:t>
+        <w:t>catalog.books</w:t>
       </w:r>
       <w:proofErr w:type="spellEnd"/>
       <w:r>
@@ -4765,25 +4791,7 @@
           <w:sz w:val="28"/>
           <w:szCs w:val="28"/>
         </w:rPr>
-        <w:t xml:space="preserve"> необходимо явно задавать параметр COLLATE </w:t>
-      </w:r>
-      <w:proofErr w:type="spellStart"/>
-      <w:r>
-        <w:rPr>
-          <w:rFonts w:ascii="Times New Roman" w:hAnsi="Times New Roman" w:cs="Times New Roman"/>
-          <w:sz w:val="28"/>
-          <w:szCs w:val="28"/>
-        </w:rPr>
-        <w:t>Cyrillic_General_CI_AS</w:t>
-      </w:r>
-      <w:proofErr w:type="spellEnd"/>
-      <w:r>
-        <w:rPr>
-          <w:rFonts w:ascii="Times New Roman" w:hAnsi="Times New Roman" w:cs="Times New Roman"/>
-          <w:sz w:val="28"/>
-          <w:szCs w:val="28"/>
-        </w:rPr>
-        <w:t xml:space="preserve"> при создании базы или использовать типы данных NVARCHAR с префиксом N'...' для строковых литералов.</w:t>
+        <w:t xml:space="preserve"> — таблица для хранения информации о книгах в фонде библиотеки.</w:t>
       </w:r>
     </w:p>
     <w:p>
@@ -4797,14 +4805,6 @@
           <w:szCs w:val="28"/>
         </w:rPr>
       </w:pPr>
-      <w:r>
-        <w:rPr>
-          <w:rFonts w:ascii="Times New Roman" w:hAnsi="Times New Roman" w:cs="Times New Roman"/>
-          <w:sz w:val="28"/>
-          <w:szCs w:val="28"/>
-        </w:rPr>
-        <w:t xml:space="preserve">Анализ ограничений СУБД: Экспериментально подтверждено, что команда DROP DATABASE не может быть выполнена, если текущий сеанс пользователя находится в контексте удаляемой базы. Решением является предварительное переключение на системную базу </w:t>
-      </w:r>
       <w:proofErr w:type="spellStart"/>
       <w:r>
         <w:rPr>
@@ -4812,7 +4812,7 @@
           <w:sz w:val="28"/>
           <w:szCs w:val="28"/>
         </w:rPr>
-        <w:t>master</w:t>
+        <w:t>archive.books</w:t>
       </w:r>
       <w:proofErr w:type="spellEnd"/>
       <w:r>
@@ -4821,25 +4821,7 @@
           <w:sz w:val="28"/>
           <w:szCs w:val="28"/>
         </w:rPr>
-        <w:t xml:space="preserve"> через команду USE </w:t>
-      </w:r>
-      <w:proofErr w:type="spellStart"/>
-      <w:r>
-        <w:rPr>
-          <w:rFonts w:ascii="Times New Roman" w:hAnsi="Times New Roman" w:cs="Times New Roman"/>
-          <w:sz w:val="28"/>
-          <w:szCs w:val="28"/>
-        </w:rPr>
-        <w:t>master</w:t>
-      </w:r>
-      <w:proofErr w:type="spellEnd"/>
-      <w:r>
-        <w:rPr>
-          <w:rFonts w:ascii="Times New Roman" w:hAnsi="Times New Roman" w:cs="Times New Roman"/>
-          <w:sz w:val="28"/>
-          <w:szCs w:val="28"/>
-        </w:rPr>
-        <w:t>.</w:t>
+        <w:t xml:space="preserve"> — таблица для хранения данных о списанных или утраченных книгах.</w:t>
       </w:r>
     </w:p>
     <w:p>
@@ -4853,14 +4835,6 @@
           <w:szCs w:val="28"/>
         </w:rPr>
       </w:pPr>
-      <w:r>
-        <w:rPr>
-          <w:rFonts w:ascii="Times New Roman" w:hAnsi="Times New Roman" w:cs="Times New Roman"/>
-          <w:sz w:val="28"/>
-          <w:szCs w:val="28"/>
-        </w:rPr>
-        <w:t>Классификация команд: Установлено, что операции создания и удаления баз относятся к языку DDL (</w:t>
-      </w:r>
       <w:proofErr w:type="spellStart"/>
       <w:r>
         <w:rPr>
@@ -4868,7 +4842,7 @@
           <w:sz w:val="28"/>
           <w:szCs w:val="28"/>
         </w:rPr>
-        <w:t>Data</w:t>
+        <w:t>dbo.books</w:t>
       </w:r>
       <w:proofErr w:type="spellEnd"/>
       <w:r>
@@ -4877,6 +4851,210 @@
           <w:sz w:val="28"/>
           <w:szCs w:val="28"/>
         </w:rPr>
+        <w:t xml:space="preserve"> — таблица, созданная без явного указания схемы (по умолчанию попадает в схему </w:t>
+      </w:r>
+      <w:proofErr w:type="spellStart"/>
+      <w:r>
+        <w:rPr>
+          <w:rFonts w:ascii="Times New Roman" w:hAnsi="Times New Roman" w:cs="Times New Roman"/>
+          <w:sz w:val="28"/>
+          <w:szCs w:val="28"/>
+        </w:rPr>
+        <w:t>dbo</w:t>
+      </w:r>
+      <w:proofErr w:type="spellEnd"/>
+      <w:r>
+        <w:rPr>
+          <w:rFonts w:ascii="Times New Roman" w:hAnsi="Times New Roman" w:cs="Times New Roman"/>
+          <w:sz w:val="28"/>
+          <w:szCs w:val="28"/>
+        </w:rPr>
+        <w:t>).</w:t>
+      </w:r>
+    </w:p>
+    <w:p>
+      <w:pPr>
+        <w:spacing w:after="0" w:line="360" w:lineRule="auto"/>
+        <w:ind w:firstLine="709"/>
+        <w:jc w:val="both"/>
+        <w:rPr>
+          <w:rFonts w:ascii="Times New Roman" w:hAnsi="Times New Roman" w:cs="Times New Roman"/>
+          <w:sz w:val="28"/>
+          <w:szCs w:val="28"/>
+        </w:rPr>
+      </w:pPr>
+      <w:r>
+        <w:rPr>
+          <w:rFonts w:ascii="Times New Roman" w:hAnsi="Times New Roman" w:cs="Times New Roman"/>
+          <w:sz w:val="28"/>
+          <w:szCs w:val="28"/>
+        </w:rPr>
+        <w:t xml:space="preserve">При обращении к таблице без указания схемы SQL </w:t>
+      </w:r>
+      <w:proofErr w:type="spellStart"/>
+      <w:r>
+        <w:rPr>
+          <w:rFonts w:ascii="Times New Roman" w:hAnsi="Times New Roman" w:cs="Times New Roman"/>
+          <w:sz w:val="28"/>
+          <w:szCs w:val="28"/>
+        </w:rPr>
+        <w:t>Server</w:t>
+      </w:r>
+      <w:proofErr w:type="spellEnd"/>
+      <w:r>
+        <w:rPr>
+          <w:rFonts w:ascii="Times New Roman" w:hAnsi="Times New Roman" w:cs="Times New Roman"/>
+          <w:sz w:val="28"/>
+          <w:szCs w:val="28"/>
+        </w:rPr>
+        <w:t xml:space="preserve"> будет искать объе</w:t>
+      </w:r>
+      <w:proofErr w:type="gramStart"/>
+      <w:r>
+        <w:rPr>
+          <w:rFonts w:ascii="Times New Roman" w:hAnsi="Times New Roman" w:cs="Times New Roman"/>
+          <w:sz w:val="28"/>
+          <w:szCs w:val="28"/>
+        </w:rPr>
+        <w:t>кт в сх</w:t>
+      </w:r>
+      <w:proofErr w:type="gramEnd"/>
+      <w:r>
+        <w:rPr>
+          <w:rFonts w:ascii="Times New Roman" w:hAnsi="Times New Roman" w:cs="Times New Roman"/>
+          <w:sz w:val="28"/>
+          <w:szCs w:val="28"/>
+        </w:rPr>
+        <w:t xml:space="preserve">еме по умолчанию текущего пользователя (чаще всего </w:t>
+      </w:r>
+      <w:proofErr w:type="spellStart"/>
+      <w:r>
+        <w:rPr>
+          <w:rFonts w:ascii="Times New Roman" w:hAnsi="Times New Roman" w:cs="Times New Roman"/>
+          <w:sz w:val="28"/>
+          <w:szCs w:val="28"/>
+        </w:rPr>
+        <w:t>dbo</w:t>
+      </w:r>
+      <w:proofErr w:type="spellEnd"/>
+      <w:r>
+        <w:rPr>
+          <w:rFonts w:ascii="Times New Roman" w:hAnsi="Times New Roman" w:cs="Times New Roman"/>
+          <w:sz w:val="28"/>
+          <w:szCs w:val="28"/>
+        </w:rPr>
+        <w:t xml:space="preserve">), поэтому для </w:t>
+      </w:r>
+      <w:proofErr w:type="spellStart"/>
+      <w:r>
+        <w:rPr>
+          <w:rFonts w:ascii="Times New Roman" w:hAnsi="Times New Roman" w:cs="Times New Roman"/>
+          <w:sz w:val="28"/>
+          <w:szCs w:val="28"/>
+        </w:rPr>
+        <w:t>избежания</w:t>
+      </w:r>
+      <w:proofErr w:type="spellEnd"/>
+      <w:r>
+        <w:rPr>
+          <w:rFonts w:ascii="Times New Roman" w:hAnsi="Times New Roman" w:cs="Times New Roman"/>
+          <w:sz w:val="28"/>
+          <w:szCs w:val="28"/>
+        </w:rPr>
+        <w:t xml:space="preserve"> ошибок рекомендуется всегда использовать полные имена объектов (например, SELECT * FROM </w:t>
+      </w:r>
+      <w:proofErr w:type="spellStart"/>
+      <w:r>
+        <w:rPr>
+          <w:rFonts w:ascii="Times New Roman" w:hAnsi="Times New Roman" w:cs="Times New Roman"/>
+          <w:sz w:val="28"/>
+          <w:szCs w:val="28"/>
+        </w:rPr>
+        <w:t>catalog.books</w:t>
+      </w:r>
+      <w:proofErr w:type="spellEnd"/>
+      <w:r>
+        <w:rPr>
+          <w:rFonts w:ascii="Times New Roman" w:hAnsi="Times New Roman" w:cs="Times New Roman"/>
+          <w:sz w:val="28"/>
+          <w:szCs w:val="28"/>
+        </w:rPr>
+        <w:t>).</w:t>
+      </w:r>
+      <w:r>
+        <w:rPr>
+          <w:rFonts w:ascii="Times New Roman" w:hAnsi="Times New Roman" w:cs="Times New Roman"/>
+          <w:sz w:val="28"/>
+          <w:szCs w:val="28"/>
+        </w:rPr>
+        <w:br w:type="page"/>
+      </w:r>
+    </w:p>
+    <w:p>
+      <w:pPr>
+        <w:pStyle w:val="1"/>
+        <w:jc w:val="center"/>
+        <w:rPr>
+          <w:rFonts w:ascii="Times New Roman" w:hAnsi="Times New Roman" w:cs="Times New Roman"/>
+          <w:b w:val="0"/>
+          <w:color w:val="auto"/>
+        </w:rPr>
+      </w:pPr>
+      <w:bookmarkStart w:id="11" w:name="_Toc243732698"/>
+      <w:r>
+        <w:rPr>
+          <w:rFonts w:ascii="Times New Roman" w:hAnsi="Times New Roman" w:cs="Times New Roman"/>
+          <w:b w:val="0"/>
+          <w:color w:val="auto"/>
+        </w:rPr>
+        <w:lastRenderedPageBreak/>
+        <w:t>ЗАКЛЮЧЕНИЕ</w:t>
+      </w:r>
+      <w:bookmarkEnd w:id="11"/>
+    </w:p>
+    <w:p>
+      <w:pPr>
+        <w:rPr>
+          <w:sz w:val="28"/>
+          <w:szCs w:val="28"/>
+        </w:rPr>
+      </w:pPr>
+    </w:p>
+    <w:p>
+      <w:pPr>
+        <w:spacing w:after="0" w:line="360" w:lineRule="auto"/>
+        <w:ind w:firstLine="709"/>
+        <w:jc w:val="both"/>
+        <w:rPr>
+          <w:rFonts w:ascii="Times New Roman" w:hAnsi="Times New Roman" w:cs="Times New Roman"/>
+          <w:sz w:val="28"/>
+          <w:szCs w:val="28"/>
+        </w:rPr>
+      </w:pPr>
+      <w:r>
+        <w:rPr>
+          <w:rFonts w:ascii="Times New Roman" w:hAnsi="Times New Roman" w:cs="Times New Roman"/>
+          <w:sz w:val="28"/>
+          <w:szCs w:val="28"/>
+        </w:rPr>
+        <w:t xml:space="preserve">В ходе выполнения второй части практической работы «Основы SQL» были успешно освоены и закреплены навыки администрирования логической структуры базы данных в среде SQL </w:t>
+      </w:r>
+      <w:proofErr w:type="spellStart"/>
+      <w:r>
+        <w:rPr>
+          <w:rFonts w:ascii="Times New Roman" w:hAnsi="Times New Roman" w:cs="Times New Roman"/>
+          <w:sz w:val="28"/>
+          <w:szCs w:val="28"/>
+        </w:rPr>
+        <w:t>Server</w:t>
+      </w:r>
+      <w:proofErr w:type="spellEnd"/>
+      <w:r>
+        <w:rPr>
+          <w:rFonts w:ascii="Times New Roman" w:hAnsi="Times New Roman" w:cs="Times New Roman"/>
+          <w:sz w:val="28"/>
+          <w:szCs w:val="28"/>
+        </w:rPr>
         <w:t xml:space="preserve"> </w:t>
       </w:r>
       <w:proofErr w:type="spellStart"/>
@@ -4886,7 +5064,7 @@
           <w:sz w:val="28"/>
           <w:szCs w:val="28"/>
         </w:rPr>
-        <w:t>Definition</w:t>
+        <w:t>Management</w:t>
       </w:r>
       <w:proofErr w:type="spellEnd"/>
       <w:r>
@@ -4904,7 +5082,7 @@
           <w:sz w:val="28"/>
           <w:szCs w:val="28"/>
         </w:rPr>
-        <w:t>Language</w:t>
+        <w:t>Studio</w:t>
       </w:r>
       <w:proofErr w:type="spellEnd"/>
       <w:r>
@@ -4913,7 +5091,47 @@
           <w:sz w:val="28"/>
           <w:szCs w:val="28"/>
         </w:rPr>
-        <w:t>), а их необратимость обусловлена физическим удалением файлов данных (.</w:t>
+        <w:t xml:space="preserve"> (SSMS) 22.</w:t>
+      </w:r>
+    </w:p>
+    <w:p>
+      <w:pPr>
+        <w:spacing w:after="0" w:line="360" w:lineRule="auto"/>
+        <w:ind w:firstLine="709"/>
+        <w:jc w:val="both"/>
+        <w:rPr>
+          <w:rFonts w:ascii="Times New Roman" w:hAnsi="Times New Roman" w:cs="Times New Roman"/>
+          <w:sz w:val="28"/>
+          <w:szCs w:val="28"/>
+        </w:rPr>
+      </w:pPr>
+      <w:r>
+        <w:rPr>
+          <w:rFonts w:ascii="Times New Roman" w:hAnsi="Times New Roman" w:cs="Times New Roman"/>
+          <w:sz w:val="28"/>
+          <w:szCs w:val="28"/>
+        </w:rPr>
+        <w:t>Были достигнуты следующие результаты:</w:t>
+      </w:r>
+    </w:p>
+    <w:p>
+      <w:pPr>
+        <w:spacing w:after="0" w:line="360" w:lineRule="auto"/>
+        <w:ind w:firstLine="709"/>
+        <w:jc w:val="both"/>
+        <w:rPr>
+          <w:rFonts w:ascii="Times New Roman" w:hAnsi="Times New Roman" w:cs="Times New Roman"/>
+          <w:sz w:val="28"/>
+          <w:szCs w:val="28"/>
+        </w:rPr>
+      </w:pPr>
+      <w:r>
+        <w:rPr>
+          <w:rFonts w:ascii="Times New Roman" w:hAnsi="Times New Roman" w:cs="Times New Roman"/>
+          <w:sz w:val="28"/>
+          <w:szCs w:val="28"/>
+        </w:rPr>
+        <w:t xml:space="preserve">Закрепление работы со схемами: На практике отработан синтаксис создания (CREATE SCHEMA) и удаления (DROP SCHEMA) логических контейнеров. Мы убедились, что в отличие от некоторых других СУБД, MS SQL </w:t>
       </w:r>
       <w:proofErr w:type="spellStart"/>
       <w:r>
@@ -4922,7 +5140,7 @@
           <w:sz w:val="28"/>
           <w:szCs w:val="28"/>
         </w:rPr>
-        <w:t>mdf</w:t>
+        <w:t>Server</w:t>
       </w:r>
       <w:proofErr w:type="spellEnd"/>
       <w:r>
@@ -4931,7 +5149,65 @@
           <w:sz w:val="28"/>
           <w:szCs w:val="28"/>
         </w:rPr>
-        <w:t>) и журналов транзакций (.</w:t>
+        <w:t xml:space="preserve"> требует, чтобы схема была абсолютно пуста перед удалением, что защищает данные от случайной потери.</w:t>
+      </w:r>
+    </w:p>
+    <w:p>
+      <w:pPr>
+        <w:spacing w:after="0" w:line="360" w:lineRule="auto"/>
+        <w:ind w:firstLine="709"/>
+        <w:jc w:val="both"/>
+        <w:rPr>
+          <w:rFonts w:ascii="Times New Roman" w:hAnsi="Times New Roman" w:cs="Times New Roman"/>
+          <w:sz w:val="28"/>
+          <w:szCs w:val="28"/>
+        </w:rPr>
+      </w:pPr>
+      <w:r>
+        <w:rPr>
+          <w:rFonts w:ascii="Times New Roman" w:hAnsi="Times New Roman" w:cs="Times New Roman"/>
+          <w:sz w:val="28"/>
+          <w:szCs w:val="28"/>
+        </w:rPr>
+        <w:t>Освоение продвинутых техник T-SQL: Закреплен навык использования функции SCHEMA_ID() совместно с командой EXEC для безопасного (идемпотентного) создания схем. Это позволяет писать надежные скрипты развертывания, которые можно запускать многократно без ошибок.</w:t>
+      </w:r>
+    </w:p>
+    <w:p>
+      <w:pPr>
+        <w:spacing w:after="0" w:line="360" w:lineRule="auto"/>
+        <w:ind w:firstLine="709"/>
+        <w:jc w:val="both"/>
+        <w:rPr>
+          <w:rFonts w:ascii="Times New Roman" w:hAnsi="Times New Roman" w:cs="Times New Roman"/>
+          <w:sz w:val="28"/>
+          <w:szCs w:val="28"/>
+        </w:rPr>
+      </w:pPr>
+      <w:r>
+        <w:rPr>
+          <w:rFonts w:ascii="Times New Roman" w:hAnsi="Times New Roman" w:cs="Times New Roman"/>
+          <w:sz w:val="28"/>
+          <w:szCs w:val="28"/>
+        </w:rPr>
+        <w:t xml:space="preserve">Управление объектами: Отработан механизм ALTER SCHEMA ... TRANSFER, </w:t>
+      </w:r>
+      <w:proofErr w:type="gramStart"/>
+      <w:r>
+        <w:rPr>
+          <w:rFonts w:ascii="Times New Roman" w:hAnsi="Times New Roman" w:cs="Times New Roman"/>
+          <w:sz w:val="28"/>
+          <w:szCs w:val="28"/>
+        </w:rPr>
+        <w:t>который</w:t>
+      </w:r>
+      <w:proofErr w:type="gramEnd"/>
+      <w:r>
+        <w:rPr>
+          <w:rFonts w:ascii="Times New Roman" w:hAnsi="Times New Roman" w:cs="Times New Roman"/>
+          <w:sz w:val="28"/>
+          <w:szCs w:val="28"/>
+        </w:rPr>
+        <w:t xml:space="preserve"> позволяет менять принадлежность таблицы другой схеме без необходимости её удаления и повторного создания. Это важный навык для </w:t>
       </w:r>
       <w:proofErr w:type="spellStart"/>
       <w:r>
@@ -4940,7 +5216,7 @@
           <w:sz w:val="28"/>
           <w:szCs w:val="28"/>
         </w:rPr>
-        <w:t>ldf</w:t>
+        <w:t>рефакторинга</w:t>
       </w:r>
       <w:proofErr w:type="spellEnd"/>
       <w:r>
@@ -4949,11 +5225,14 @@
           <w:sz w:val="28"/>
           <w:szCs w:val="28"/>
         </w:rPr>
-        <w:t>) с диска сервера.</w:t>
-      </w:r>
-    </w:p>
-    <w:p>
-      <w:pPr>
+        <w:t xml:space="preserve"> существующих баз данных.</w:t>
+      </w:r>
+    </w:p>
+    <w:p>
+      <w:pPr>
+        <w:spacing w:after="0" w:line="360" w:lineRule="auto"/>
+        <w:ind w:firstLine="709"/>
+        <w:jc w:val="both"/>
         <w:rPr>
           <w:rFonts w:ascii="Times New Roman" w:eastAsiaTheme="majorEastAsia" w:hAnsi="Times New Roman" w:cs="Times New Roman"/>
           <w:bCs/>
@@ -4967,6 +5246,50 @@
           <w:sz w:val="28"/>
           <w:szCs w:val="28"/>
         </w:rPr>
+        <w:t xml:space="preserve">Понимание архитектуры: Экспериментально подтверждено, что одна база данных может содержать множество таблиц с одинаковыми именами, если они находятся в разных схемах (например, </w:t>
+      </w:r>
+      <w:proofErr w:type="spellStart"/>
+      <w:r>
+        <w:rPr>
+          <w:rFonts w:ascii="Times New Roman" w:hAnsi="Times New Roman" w:cs="Times New Roman"/>
+          <w:sz w:val="28"/>
+          <w:szCs w:val="28"/>
+        </w:rPr>
+        <w:t>dbo.books</w:t>
+      </w:r>
+      <w:proofErr w:type="spellEnd"/>
+      <w:r>
+        <w:rPr>
+          <w:rFonts w:ascii="Times New Roman" w:hAnsi="Times New Roman" w:cs="Times New Roman"/>
+          <w:sz w:val="28"/>
+          <w:szCs w:val="28"/>
+        </w:rPr>
+        <w:t xml:space="preserve"> и </w:t>
+      </w:r>
+      <w:proofErr w:type="spellStart"/>
+      <w:r>
+        <w:rPr>
+          <w:rFonts w:ascii="Times New Roman" w:hAnsi="Times New Roman" w:cs="Times New Roman"/>
+          <w:sz w:val="28"/>
+          <w:szCs w:val="28"/>
+        </w:rPr>
+        <w:t>catalog.books</w:t>
+      </w:r>
+      <w:proofErr w:type="spellEnd"/>
+      <w:r>
+        <w:rPr>
+          <w:rFonts w:ascii="Times New Roman" w:hAnsi="Times New Roman" w:cs="Times New Roman"/>
+          <w:sz w:val="28"/>
+          <w:szCs w:val="28"/>
+        </w:rPr>
+        <w:t>). Это знание критически важно для разработки модульных приложений.</w:t>
+      </w:r>
+      <w:r>
+        <w:rPr>
+          <w:rFonts w:ascii="Times New Roman" w:hAnsi="Times New Roman" w:cs="Times New Roman"/>
+          <w:sz w:val="28"/>
+          <w:szCs w:val="28"/>
+        </w:rPr>
         <w:br w:type="page"/>
       </w:r>
     </w:p>
@@ -4978,10 +5301,9 @@
           <w:rFonts w:ascii="Times New Roman" w:hAnsi="Times New Roman" w:cs="Times New Roman"/>
           <w:b w:val="0"/>
           <w:color w:val="auto"/>
-          <w:lang w:val="en-US"/>
-        </w:rPr>
-      </w:pPr>
-      <w:bookmarkStart w:id="5" w:name="_Toc243731198"/>
+        </w:rPr>
+      </w:pPr>
+      <w:bookmarkStart w:id="12" w:name="_Toc243732699"/>
       <w:r>
         <w:rPr>
           <w:rFonts w:ascii="Times New Roman" w:hAnsi="Times New Roman" w:cs="Times New Roman"/>
@@ -4991,14 +5313,13 @@
         <w:lastRenderedPageBreak/>
         <w:t>СПИСОК ИСПОЛЬЗОВАННЫХ ИСТОЧНИКОВ</w:t>
       </w:r>
-      <w:bookmarkEnd w:id="5"/>
-    </w:p>
-    <w:p>
-      <w:pPr>
-        <w:rPr>
-          <w:sz w:val="28"/>
-          <w:szCs w:val="28"/>
-          <w:lang w:val="en-US"/>
+      <w:bookmarkEnd w:id="12"/>
+    </w:p>
+    <w:p>
+      <w:pPr>
+        <w:rPr>
+          <w:sz w:val="28"/>
+          <w:szCs w:val="28"/>
         </w:rPr>
       </w:pPr>
     </w:p>
@@ -5276,6 +5597,7 @@
         </w:rPr>
         <w:t>.</w:t>
       </w:r>
+      <w:proofErr w:type="spellStart"/>
       <w:r>
         <w:rPr>
           <w:rFonts w:ascii="Times New Roman" w:hAnsi="Times New Roman" w:cs="Times New Roman"/>
@@ -5285,6 +5607,7 @@
         </w:rPr>
         <w:t>microsoft</w:t>
       </w:r>
+      <w:proofErr w:type="spellEnd"/>
       <w:r>
         <w:rPr>
           <w:rFonts w:ascii="Times New Roman" w:hAnsi="Times New Roman" w:cs="Times New Roman"/>
@@ -5310,6 +5633,7 @@
         </w:rPr>
         <w:t>/</w:t>
       </w:r>
+      <w:proofErr w:type="spellStart"/>
       <w:r>
         <w:rPr>
           <w:rFonts w:ascii="Times New Roman" w:hAnsi="Times New Roman" w:cs="Times New Roman"/>
@@ -5319,6 +5643,7 @@
         </w:rPr>
         <w:t>ru</w:t>
       </w:r>
+      <w:proofErr w:type="spellEnd"/>
       <w:r>
         <w:rPr>
           <w:rFonts w:ascii="Times New Roman" w:hAnsi="Times New Roman" w:cs="Times New Roman"/>
@@ -5327,6 +5652,7 @@
         </w:rPr>
         <w:t>-</w:t>
       </w:r>
+      <w:proofErr w:type="spellStart"/>
       <w:r>
         <w:rPr>
           <w:rFonts w:ascii="Times New Roman" w:hAnsi="Times New Roman" w:cs="Times New Roman"/>
@@ -5336,6 +5662,7 @@
         </w:rPr>
         <w:t>ru</w:t>
       </w:r>
+      <w:proofErr w:type="spellEnd"/>
       <w:r>
         <w:rPr>
           <w:rFonts w:ascii="Times New Roman" w:hAnsi="Times New Roman" w:cs="Times New Roman"/>
@@ -5344,6 +5671,7 @@
         </w:rPr>
         <w:t>/</w:t>
       </w:r>
+      <w:proofErr w:type="spellStart"/>
       <w:r>
         <w:rPr>
           <w:rFonts w:ascii="Times New Roman" w:hAnsi="Times New Roman" w:cs="Times New Roman"/>
@@ -5353,6 +5681,7 @@
         </w:rPr>
         <w:t>ssms</w:t>
       </w:r>
+      <w:proofErr w:type="spellEnd"/>
       <w:r>
         <w:rPr>
           <w:rFonts w:ascii="Times New Roman" w:hAnsi="Times New Roman" w:cs="Times New Roman"/>
@@ -5361,6 +5690,7 @@
         </w:rPr>
         <w:t>/</w:t>
       </w:r>
+      <w:proofErr w:type="spellStart"/>
       <w:r>
         <w:rPr>
           <w:rFonts w:ascii="Times New Roman" w:hAnsi="Times New Roman" w:cs="Times New Roman"/>
@@ -5370,6 +5700,7 @@
         </w:rPr>
         <w:t>sql</w:t>
       </w:r>
+      <w:proofErr w:type="spellEnd"/>
       <w:r>
         <w:rPr>
           <w:rFonts w:ascii="Times New Roman" w:hAnsi="Times New Roman" w:cs="Times New Roman"/>
@@ -5429,6 +5760,7 @@
         </w:rPr>
         <w:t>-</w:t>
       </w:r>
+      <w:proofErr w:type="spellStart"/>
       <w:r>
         <w:rPr>
           <w:rFonts w:ascii="Times New Roman" w:hAnsi="Times New Roman" w:cs="Times New Roman"/>
@@ -5438,6 +5770,7 @@
         </w:rPr>
         <w:t>ssms</w:t>
       </w:r>
+      <w:proofErr w:type="spellEnd"/>
     </w:p>
     <w:p>
       <w:pPr>
@@ -5638,7 +5971,7 @@
           <w:rPr>
             <w:noProof/>
           </w:rPr>
-          <w:t>7</w:t>
+          <w:t>5</w:t>
         </w:r>
         <w:r>
           <w:fldChar w:fldCharType="end"/>
@@ -5682,6 +6015,95 @@
 <file path=word/numbering.xml><?xml version="1.0" encoding="utf-8"?>
 <w:numbering xmlns:wpc="http://schemas.microsoft.com/office/word/2010/wordprocessingCanvas" xmlns:mc="http://schemas.openxmlformats.org/markup-compatibility/2006" xmlns:o="urn:schemas-microsoft-com:office:office" xmlns:r="http://schemas.openxmlformats.org/officeDocument/2006/relationships" xmlns:m="http://schemas.openxmlformats.org/officeDocument/2006/math" xmlns:v="urn:schemas-microsoft-com:vml" xmlns:wp14="http://schemas.microsoft.com/office/word/2010/wordprocessingDrawing" xmlns:wp="http://schemas.openxmlformats.org/drawingml/2006/wordprocessingDrawing" xmlns:w10="urn:schemas-microsoft-com:office:word" xmlns:w="http://schemas.openxmlformats.org/wordprocessingml/2006/main" xmlns:w14="http://schemas.microsoft.com/office/word/2010/wordml" xmlns:wpg="http://schemas.microsoft.com/office/word/2010/wordprocessingGroup" xmlns:wpi="http://schemas.microsoft.com/office/word/2010/wordprocessingInk" xmlns:wne="http://schemas.microsoft.com/office/word/2006/wordml" xmlns:wps="http://schemas.microsoft.com/office/word/2010/wordprocessingShape" mc:Ignorable="w14 wp14">
   <w:abstractNum w:abstractNumId="0">
+    <w:nsid w:val="22C765F9"/>
+    <w:multiLevelType w:val="hybridMultilevel"/>
+    <w:tmpl w:val="A8A65E42"/>
+    <w:lvl w:ilvl="0" w:tplc="11B8143C">
+      <w:start w:val="1"/>
+      <w:numFmt w:val="decimal"/>
+      <w:lvlText w:val="%1)"/>
+      <w:lvlJc w:val="left"/>
+      <w:pPr>
+        <w:ind w:left="1069" w:hanging="360"/>
+      </w:pPr>
+      <w:rPr>
+        <w:rFonts w:hint="default"/>
+      </w:rPr>
+    </w:lvl>
+    <w:lvl w:ilvl="1" w:tplc="04190019" w:tentative="1">
+      <w:start w:val="1"/>
+      <w:numFmt w:val="lowerLetter"/>
+      <w:lvlText w:val="%2."/>
+      <w:lvlJc w:val="left"/>
+      <w:pPr>
+        <w:ind w:left="1789" w:hanging="360"/>
+      </w:pPr>
+    </w:lvl>
+    <w:lvl w:ilvl="2" w:tplc="0419001B" w:tentative="1">
+      <w:start w:val="1"/>
+      <w:numFmt w:val="lowerRoman"/>
+      <w:lvlText w:val="%3."/>
+      <w:lvlJc w:val="right"/>
+      <w:pPr>
+        <w:ind w:left="2509" w:hanging="180"/>
+      </w:pPr>
+    </w:lvl>
+    <w:lvl w:ilvl="3" w:tplc="0419000F" w:tentative="1">
+      <w:start w:val="1"/>
+      <w:numFmt w:val="decimal"/>
+      <w:lvlText w:val="%4."/>
+      <w:lvlJc w:val="left"/>
+      <w:pPr>
+        <w:ind w:left="3229" w:hanging="360"/>
+      </w:pPr>
+    </w:lvl>
+    <w:lvl w:ilvl="4" w:tplc="04190019" w:tentative="1">
+      <w:start w:val="1"/>
+      <w:numFmt w:val="lowerLetter"/>
+      <w:lvlText w:val="%5."/>
+      <w:lvlJc w:val="left"/>
+      <w:pPr>
+        <w:ind w:left="3949" w:hanging="360"/>
+      </w:pPr>
+    </w:lvl>
+    <w:lvl w:ilvl="5" w:tplc="0419001B" w:tentative="1">
+      <w:start w:val="1"/>
+      <w:numFmt w:val="lowerRoman"/>
+      <w:lvlText w:val="%6."/>
+      <w:lvlJc w:val="right"/>
+      <w:pPr>
+        <w:ind w:left="4669" w:hanging="180"/>
+      </w:pPr>
+    </w:lvl>
+    <w:lvl w:ilvl="6" w:tplc="0419000F" w:tentative="1">
+      <w:start w:val="1"/>
+      <w:numFmt w:val="decimal"/>
+      <w:lvlText w:val="%7."/>
+      <w:lvlJc w:val="left"/>
+      <w:pPr>
+        <w:ind w:left="5389" w:hanging="360"/>
+      </w:pPr>
+    </w:lvl>
+    <w:lvl w:ilvl="7" w:tplc="04190019" w:tentative="1">
+      <w:start w:val="1"/>
+      <w:numFmt w:val="lowerLetter"/>
+      <w:lvlText w:val="%8."/>
+      <w:lvlJc w:val="left"/>
+      <w:pPr>
+        <w:ind w:left="6109" w:hanging="360"/>
+      </w:pPr>
+    </w:lvl>
+    <w:lvl w:ilvl="8" w:tplc="0419001B" w:tentative="1">
+      <w:start w:val="1"/>
+      <w:numFmt w:val="lowerRoman"/>
+      <w:lvlText w:val="%9."/>
+      <w:lvlJc w:val="right"/>
+      <w:pPr>
+        <w:ind w:left="6829" w:hanging="180"/>
+      </w:pPr>
+    </w:lvl>
+  </w:abstractNum>
+  <w:abstractNum w:abstractNumId="1">
     <w:nsid w:val="26E72961"/>
     <w:multiLevelType w:val="hybridMultilevel"/>
     <w:tmpl w:val="5E02F566"/>
@@ -5767,7 +6189,7 @@
       </w:pPr>
     </w:lvl>
   </w:abstractNum>
-  <w:abstractNum w:abstractNumId="1">
+  <w:abstractNum w:abstractNumId="2">
     <w:nsid w:val="3E7F48FE"/>
     <w:multiLevelType w:val="hybridMultilevel"/>
     <w:tmpl w:val="024ED028"/>
@@ -5853,7 +6275,7 @@
       </w:pPr>
     </w:lvl>
   </w:abstractNum>
-  <w:abstractNum w:abstractNumId="2">
+  <w:abstractNum w:abstractNumId="3">
     <w:nsid w:val="6B295E07"/>
     <w:multiLevelType w:val="hybridMultilevel"/>
     <w:tmpl w:val="E63E7DFC"/>
@@ -5940,12 +6362,15 @@
     </w:lvl>
   </w:abstractNum>
   <w:num w:numId="1">
+    <w:abstractNumId w:val="3"/>
+  </w:num>
+  <w:num w:numId="2">
     <w:abstractNumId w:val="2"/>
   </w:num>
-  <w:num w:numId="2">
+  <w:num w:numId="3">
     <w:abstractNumId w:val="1"/>
   </w:num>
-  <w:num w:numId="3">
+  <w:num w:numId="4">
     <w:abstractNumId w:val="0"/>
   </w:num>
 </w:numbering>
@@ -7193,7 +7618,7 @@
 </file>
 
 <file path=customXml/itemProps1.xml><?xml version="1.0" encoding="utf-8"?>
-<ds:datastoreItem xmlns:ds="http://schemas.openxmlformats.org/officeDocument/2006/customXml" ds:itemID="{48B4C650-4AA9-4D19-817E-CAD178250A05}">
+<ds:datastoreItem xmlns:ds="http://schemas.openxmlformats.org/officeDocument/2006/customXml" ds:itemID="{1B7DA2E8-2ECB-4628-9214-1DC9081316AE}">
   <ds:schemaRefs>
     <ds:schemaRef ds:uri="http://schemas.openxmlformats.org/officeDocument/2006/bibliography"/>
   </ds:schemaRefs>
